--- a/docassemble/MLHDivorceAndCustody/data/templates/UCCJEA_affidavit_mc416_addendum.docx
+++ b/docassemble/MLHDivorceAndCustody/data/templates/UCCJEA_affidavit_mc416_addendum.docx
@@ -37,14 +37,12 @@
         </w:rPr>
         <w:t xml:space="preserve"> </w:t>
       </w:r>
-      <w:proofErr w:type="spellStart"/>
       <w:r>
         <w:rPr>
           <w:rFonts w:ascii="Arial" w:hAnsi="Arial" w:cs="Arial"/>
         </w:rPr>
         <w:t>children_previous_address</w:t>
       </w:r>
-      <w:proofErr w:type="spellEnd"/>
       <w:r>
         <w:rPr>
           <w:rFonts w:ascii="Arial" w:hAnsi="Arial" w:cs="Arial"/>
@@ -129,7 +127,6 @@
         </w:rPr>
         <w:t xml:space="preserve"> address in </w:t>
       </w:r>
-      <w:proofErr w:type="spellStart"/>
       <w:r>
         <w:rPr>
           <w:rFonts w:ascii="Arial" w:hAnsi="Arial" w:cs="Arial"/>
@@ -142,7 +139,6 @@
         </w:rPr>
         <w:t>address</w:t>
       </w:r>
-      <w:proofErr w:type="spellEnd"/>
       <w:r>
         <w:rPr>
           <w:rFonts w:ascii="Arial" w:hAnsi="Arial" w:cs="Arial"/>
@@ -170,143 +166,29 @@
           <w:rFonts w:ascii="Arial" w:hAnsi="Arial" w:cs="Arial"/>
         </w:rPr>
       </w:pPr>
-      <w:proofErr w:type="gramStart"/>
       <w:r>
         <w:rPr>
           <w:rFonts w:ascii="Arial" w:hAnsi="Arial" w:cs="Arial"/>
         </w:rPr>
         <w:t xml:space="preserve">{{ </w:t>
       </w:r>
-      <w:proofErr w:type="spellStart"/>
-      <w:r>
-        <w:rPr>
-          <w:rFonts w:ascii="Arial" w:hAnsi="Arial" w:cs="Arial"/>
-        </w:rPr>
-        <w:t>address</w:t>
-      </w:r>
-      <w:proofErr w:type="gramEnd"/>
-      <w:r>
-        <w:rPr>
-          <w:rFonts w:ascii="Arial" w:hAnsi="Arial" w:cs="Arial"/>
-        </w:rPr>
-        <w:t>.on_one_</w:t>
-      </w:r>
-      <w:proofErr w:type="gramStart"/>
-      <w:r>
-        <w:rPr>
-          <w:rFonts w:ascii="Arial" w:hAnsi="Arial" w:cs="Arial"/>
-        </w:rPr>
-        <w:t>line</w:t>
-      </w:r>
-      <w:proofErr w:type="spellEnd"/>
-      <w:r>
-        <w:rPr>
-          <w:rFonts w:ascii="Arial" w:hAnsi="Arial" w:cs="Arial"/>
-        </w:rPr>
-        <w:t xml:space="preserve">() </w:t>
-      </w:r>
-      <w:r>
-        <w:rPr>
-          <w:rFonts w:ascii="Arial" w:hAnsi="Arial" w:cs="Arial"/>
-        </w:rPr>
-        <w:t>}</w:t>
-      </w:r>
-      <w:proofErr w:type="gramEnd"/>
-      <w:r>
-        <w:rPr>
-          <w:rFonts w:ascii="Arial" w:hAnsi="Arial" w:cs="Arial"/>
-        </w:rPr>
-        <w:t>}</w:t>
-      </w:r>
-      <w:r>
-        <w:rPr>
-          <w:rFonts w:ascii="Arial" w:hAnsi="Arial" w:cs="Arial"/>
-        </w:rPr>
-        <w:t xml:space="preserve"> – from </w:t>
-      </w:r>
-      <w:proofErr w:type="gramStart"/>
-      <w:r>
-        <w:rPr>
-          <w:rFonts w:ascii="Arial" w:hAnsi="Arial" w:cs="Arial"/>
-        </w:rPr>
-        <w:t xml:space="preserve">{{ </w:t>
-      </w:r>
-      <w:proofErr w:type="spellStart"/>
-      <w:r>
-        <w:rPr>
-          <w:rFonts w:ascii="Arial" w:hAnsi="Arial" w:cs="Arial"/>
-        </w:rPr>
-        <w:t>address</w:t>
-      </w:r>
-      <w:proofErr w:type="gramEnd"/>
-      <w:r>
-        <w:rPr>
-          <w:rFonts w:ascii="Arial" w:hAnsi="Arial" w:cs="Arial"/>
-        </w:rPr>
-        <w:t>.start_</w:t>
-      </w:r>
-      <w:proofErr w:type="gramStart"/>
-      <w:r>
-        <w:rPr>
-          <w:rFonts w:ascii="Arial" w:hAnsi="Arial" w:cs="Arial"/>
-        </w:rPr>
-        <w:t>date</w:t>
-      </w:r>
-      <w:proofErr w:type="spellEnd"/>
-      <w:r>
-        <w:rPr>
-          <w:rFonts w:ascii="Arial" w:hAnsi="Arial" w:cs="Arial"/>
-        </w:rPr>
-        <w:t xml:space="preserve"> }</w:t>
-      </w:r>
-      <w:proofErr w:type="gramEnd"/>
-      <w:r>
-        <w:rPr>
-          <w:rFonts w:ascii="Arial" w:hAnsi="Arial" w:cs="Arial"/>
-        </w:rPr>
-        <w:t xml:space="preserve">} to </w:t>
-      </w:r>
-      <w:proofErr w:type="gramStart"/>
-      <w:r>
-        <w:rPr>
-          <w:rFonts w:ascii="Arial" w:hAnsi="Arial" w:cs="Arial"/>
-        </w:rPr>
-        <w:t xml:space="preserve">{{ </w:t>
-      </w:r>
-      <w:proofErr w:type="spellStart"/>
-      <w:r>
-        <w:rPr>
-          <w:rFonts w:ascii="Arial" w:hAnsi="Arial" w:cs="Arial"/>
-        </w:rPr>
-        <w:t>address.end</w:t>
-      </w:r>
-      <w:proofErr w:type="gramEnd"/>
-      <w:r>
-        <w:rPr>
-          <w:rFonts w:ascii="Arial" w:hAnsi="Arial" w:cs="Arial"/>
-        </w:rPr>
-        <w:t>_</w:t>
-      </w:r>
-      <w:proofErr w:type="gramStart"/>
-      <w:r>
-        <w:rPr>
-          <w:rFonts w:ascii="Arial" w:hAnsi="Arial" w:cs="Arial"/>
-        </w:rPr>
-        <w:t>date</w:t>
-      </w:r>
-      <w:proofErr w:type="spellEnd"/>
-      <w:r>
-        <w:rPr>
-          <w:rFonts w:ascii="Arial" w:hAnsi="Arial" w:cs="Arial"/>
-        </w:rPr>
-        <w:t xml:space="preserve"> }</w:t>
-      </w:r>
-      <w:proofErr w:type="gramEnd"/>
-      <w:r>
-        <w:rPr>
-          <w:rFonts w:ascii="Arial" w:hAnsi="Arial" w:cs="Arial"/>
-        </w:rPr>
-        <w:t>}</w:t>
+      <w:r>
+        <w:rPr>
+          <w:rFonts w:ascii="Arial" w:hAnsi="Arial" w:cs="Arial"/>
+        </w:rPr>
+        <w:t xml:space="preserve">address.on_one_line() </w:t>
+      </w:r>
+      <w:r>
+        <w:rPr>
+          <w:rFonts w:ascii="Arial" w:hAnsi="Arial" w:cs="Arial"/>
+        </w:rPr>
+        <w:t>}}</w:t>
+      </w:r>
+      <w:r>
+        <w:rPr>
+          <w:rFonts w:ascii="Arial" w:hAnsi="Arial" w:cs="Arial"/>
+        </w:rPr>
+        <w:t xml:space="preserve"> – from {{ address.start_date }} to {{ address.end_date }}</w:t>
       </w:r>
     </w:p>
     <w:p>
@@ -321,23 +203,7 @@
           <w:rFonts w:ascii="Arial" w:hAnsi="Arial" w:cs="Arial"/>
           <w:highlight w:val="magenta"/>
         </w:rPr>
-        <w:t xml:space="preserve">{%p </w:t>
-      </w:r>
-      <w:proofErr w:type="spellStart"/>
-      <w:r>
-        <w:rPr>
-          <w:rFonts w:ascii="Arial" w:hAnsi="Arial" w:cs="Arial"/>
-          <w:highlight w:val="magenta"/>
-        </w:rPr>
-        <w:t>endfor</w:t>
-      </w:r>
-      <w:proofErr w:type="spellEnd"/>
-      <w:r>
-        <w:rPr>
-          <w:rFonts w:ascii="Arial" w:hAnsi="Arial" w:cs="Arial"/>
-          <w:highlight w:val="magenta"/>
-        </w:rPr>
-        <w:t xml:space="preserve"> %}</w:t>
+        <w:t>{%p endfor %}</w:t>
       </w:r>
     </w:p>
     <w:p>
@@ -382,50 +248,26 @@
         <w:rPr>
           <w:rFonts w:ascii="Arial" w:hAnsi="Arial" w:cs="Arial"/>
         </w:rPr>
+        <w:t xml:space="preserve"> prior_family_cases.filter(add_to_MC416_4=True) | length &gt; </w:t>
+      </w:r>
+      <w:r>
+        <w:rPr>
+          <w:rFonts w:ascii="Arial" w:hAnsi="Arial" w:cs="Arial"/>
+        </w:rPr>
+        <w:t>5</w:t>
+      </w:r>
+      <w:r>
+        <w:rPr>
+          <w:rFonts w:ascii="Arial" w:hAnsi="Arial" w:cs="Arial"/>
+        </w:rPr>
         <w:t xml:space="preserve"> </w:t>
       </w:r>
-      <w:proofErr w:type="spellStart"/>
-      <w:r>
-        <w:rPr>
-          <w:rFonts w:ascii="Arial" w:hAnsi="Arial" w:cs="Arial"/>
-        </w:rPr>
-        <w:t>prior_family_</w:t>
-      </w:r>
-      <w:proofErr w:type="gramStart"/>
-      <w:r>
-        <w:rPr>
-          <w:rFonts w:ascii="Arial" w:hAnsi="Arial" w:cs="Arial"/>
-        </w:rPr>
-        <w:t>cases.filter</w:t>
-      </w:r>
-      <w:proofErr w:type="spellEnd"/>
-      <w:proofErr w:type="gramEnd"/>
-      <w:r>
-        <w:rPr>
-          <w:rFonts w:ascii="Arial" w:hAnsi="Arial" w:cs="Arial"/>
-        </w:rPr>
-        <w:t xml:space="preserve">(add_to_MC416_4=True) | length &gt; </w:t>
-      </w:r>
-      <w:proofErr w:type="gramStart"/>
-      <w:r>
-        <w:rPr>
-          <w:rFonts w:ascii="Arial" w:hAnsi="Arial" w:cs="Arial"/>
-        </w:rPr>
-        <w:t>5</w:t>
-      </w:r>
-      <w:r>
-        <w:rPr>
-          <w:rFonts w:ascii="Arial" w:hAnsi="Arial" w:cs="Arial"/>
-        </w:rPr>
-        <w:t xml:space="preserve"> </w:t>
-      </w:r>
       <w:r>
         <w:rPr>
           <w:rFonts w:ascii="Arial" w:hAnsi="Arial" w:cs="Arial"/>
         </w:rPr>
         <w:t>%}</w:t>
       </w:r>
-      <w:proofErr w:type="gramEnd"/>
     </w:p>
     <w:p>
       <w:pPr>
@@ -469,16 +311,8 @@
         <w:rPr>
           <w:rFonts w:ascii="Arial" w:hAnsi="Arial" w:cs="Arial"/>
         </w:rPr>
-        <w:t xml:space="preserve">case in </w:t>
-      </w:r>
-      <w:proofErr w:type="spellStart"/>
-      <w:r>
-        <w:rPr>
-          <w:rFonts w:ascii="Arial" w:hAnsi="Arial" w:cs="Arial"/>
-        </w:rPr>
-        <w:t>prior_family_cases</w:t>
-      </w:r>
-      <w:proofErr w:type="spellEnd"/>
+        <w:t>case in prior_family_cases</w:t>
+      </w:r>
       <w:r>
         <w:rPr>
           <w:rFonts w:ascii="Arial" w:hAnsi="Arial" w:cs="Arial"/>
@@ -531,98 +365,98 @@
         <w:rPr>
           <w:rFonts w:ascii="Arial" w:hAnsi="Arial" w:cs="Arial"/>
         </w:rPr>
-        <w:t xml:space="preserve">{{ </w:t>
-      </w:r>
-      <w:proofErr w:type="spellStart"/>
-      <w:r>
-        <w:rPr>
-          <w:rFonts w:ascii="Arial" w:hAnsi="Arial" w:cs="Arial"/>
-        </w:rPr>
-        <w:t>case.title</w:t>
-      </w:r>
-      <w:proofErr w:type="spellEnd"/>
-      <w:r>
-        <w:rPr>
-          <w:rFonts w:ascii="Arial" w:hAnsi="Arial" w:cs="Arial"/>
-        </w:rPr>
-        <w:t xml:space="preserve"> }}; Case #: {{ </w:t>
-      </w:r>
-      <w:proofErr w:type="spellStart"/>
-      <w:r>
-        <w:rPr>
-          <w:rFonts w:ascii="Arial" w:hAnsi="Arial" w:cs="Arial"/>
-        </w:rPr>
-        <w:t>case.docket_number</w:t>
-      </w:r>
-      <w:proofErr w:type="spellEnd"/>
-      <w:r>
-        <w:rPr>
-          <w:rFonts w:ascii="Arial" w:hAnsi="Arial" w:cs="Arial"/>
-        </w:rPr>
-        <w:t xml:space="preserve"> }}; {{ </w:t>
-      </w:r>
-      <w:proofErr w:type="spellStart"/>
-      <w:r>
-        <w:rPr>
-          <w:rFonts w:ascii="Arial" w:hAnsi="Arial" w:cs="Arial"/>
-        </w:rPr>
-        <w:t>case.court</w:t>
-      </w:r>
-      <w:proofErr w:type="spellEnd"/>
-      <w:r>
-        <w:rPr>
-          <w:rFonts w:ascii="Arial" w:hAnsi="Arial" w:cs="Arial"/>
-        </w:rPr>
-        <w:t xml:space="preserve"> if </w:t>
-      </w:r>
-      <w:r>
-        <w:rPr>
-          <w:rFonts w:ascii="Arial" w:hAnsi="Arial" w:cs="Arial"/>
-        </w:rPr>
-        <w:t>(</w:t>
-      </w:r>
-      <w:proofErr w:type="spellStart"/>
-      <w:r>
-        <w:rPr>
-          <w:rFonts w:ascii="Arial" w:hAnsi="Arial" w:cs="Arial"/>
-        </w:rPr>
-        <w:t>case.country</w:t>
-      </w:r>
-      <w:proofErr w:type="spellEnd"/>
-      <w:r>
-        <w:rPr>
-          <w:rFonts w:ascii="Arial" w:hAnsi="Arial" w:cs="Arial"/>
-        </w:rPr>
-        <w:t xml:space="preserve"> != "US" or </w:t>
-      </w:r>
-      <w:proofErr w:type="spellStart"/>
-      <w:r>
-        <w:rPr>
-          <w:rFonts w:ascii="Arial" w:hAnsi="Arial" w:cs="Arial"/>
-        </w:rPr>
-        <w:t>case.state</w:t>
-      </w:r>
-      <w:proofErr w:type="spellEnd"/>
-      <w:r>
-        <w:rPr>
-          <w:rFonts w:ascii="Arial" w:hAnsi="Arial" w:cs="Arial"/>
-        </w:rPr>
-        <w:t xml:space="preserve"> != "MI" or </w:t>
-      </w:r>
-      <w:proofErr w:type="spellStart"/>
+        <w:t xml:space="preserve">{{ case.title }}; Case #: {{ case.docket_number }}; {{ case.court if </w:t>
+      </w:r>
+      <w:r>
+        <w:rPr>
+          <w:rFonts w:ascii="Arial" w:hAnsi="Arial" w:cs="Arial"/>
+        </w:rPr>
+        <w:t>(case.country != "US" or case.state != "MI" or case.in_tribal_court)</w:t>
+      </w:r>
+      <w:r>
+        <w:rPr>
+          <w:rFonts w:ascii="Arial" w:hAnsi="Arial" w:cs="Arial"/>
+        </w:rPr>
+        <w:t xml:space="preserve"> </w:t>
+      </w:r>
+      <w:r>
+        <w:rPr>
+          <w:rFonts w:ascii="Arial" w:hAnsi="Arial" w:cs="Arial"/>
+        </w:rPr>
+        <w:t xml:space="preserve">else court_list.get_court_info_by_2([case.county], ['circuit'], column_1='address_county', column_2='type', return_column='name') }}; </w:t>
+      </w:r>
+      <w:r>
+        <w:rPr>
+          <w:rFonts w:ascii="Arial" w:hAnsi="Arial" w:cs="Arial"/>
+        </w:rPr>
+        <w:t xml:space="preserve">{% if </w:t>
+      </w:r>
+      <w:r>
+        <w:rPr>
+          <w:rFonts w:ascii="Arial" w:hAnsi="Arial" w:cs="Arial"/>
+        </w:rPr>
+        <w:t xml:space="preserve">case.country == "US" </w:t>
+      </w:r>
+      <w:r>
+        <w:rPr>
+          <w:rFonts w:ascii="Arial" w:hAnsi="Arial" w:cs="Arial"/>
+        </w:rPr>
+        <w:t>%}</w:t>
+      </w:r>
+      <w:r>
+        <w:rPr>
+          <w:rFonts w:ascii="Arial" w:hAnsi="Arial" w:cs="Arial"/>
+        </w:rPr>
+        <w:t xml:space="preserve">{% if </w:t>
+      </w:r>
+      <w:r>
+        <w:rPr>
+          <w:rFonts w:ascii="Arial" w:hAnsi="Arial" w:cs="Arial"/>
+        </w:rPr>
+        <w:t>case.</w:t>
+      </w:r>
+      <w:r>
+        <w:rPr>
+          <w:rFonts w:ascii="Arial" w:hAnsi="Arial" w:cs="Arial"/>
+        </w:rPr>
+        <w:t>state</w:t>
+      </w:r>
+      <w:r>
+        <w:rPr>
+          <w:rFonts w:ascii="Arial" w:hAnsi="Arial" w:cs="Arial"/>
+        </w:rPr>
+        <w:t xml:space="preserve"> == "</w:t>
+      </w:r>
+      <w:r>
+        <w:rPr>
+          <w:rFonts w:ascii="Arial" w:hAnsi="Arial" w:cs="Arial"/>
+        </w:rPr>
+        <w:t>MI</w:t>
+      </w:r>
+      <w:r>
+        <w:rPr>
+          <w:rFonts w:ascii="Arial" w:hAnsi="Arial" w:cs="Arial"/>
+        </w:rPr>
+        <w:t xml:space="preserve">" </w:t>
+      </w:r>
+      <w:r>
+        <w:rPr>
+          <w:rFonts w:ascii="Arial" w:hAnsi="Arial" w:cs="Arial"/>
+        </w:rPr>
+        <w:t>%}</w:t>
+      </w:r>
+      <w:r>
+        <w:rPr>
+          <w:rFonts w:ascii="Arial" w:hAnsi="Arial" w:cs="Arial"/>
+        </w:rPr>
+        <w:t xml:space="preserve">{% if </w:t>
+      </w:r>
       <w:r>
         <w:rPr>
           <w:rFonts w:ascii="Arial" w:hAnsi="Arial" w:cs="Arial"/>
         </w:rPr>
         <w:t>case.in_tribal_court</w:t>
       </w:r>
-      <w:proofErr w:type="spellEnd"/>
-      <w:r>
-        <w:rPr>
-          <w:rFonts w:ascii="Arial" w:hAnsi="Arial" w:cs="Arial"/>
-        </w:rPr>
-        <w:t>)</w:t>
-      </w:r>
       <w:r>
         <w:rPr>
           <w:rFonts w:ascii="Arial" w:hAnsi="Arial" w:cs="Arial"/>
@@ -633,83 +467,62 @@
         <w:rPr>
           <w:rFonts w:ascii="Arial" w:hAnsi="Arial" w:cs="Arial"/>
         </w:rPr>
-        <w:t>else court_list.get_court_info_by_2([</w:t>
-      </w:r>
-      <w:proofErr w:type="spellStart"/>
-      <w:r>
-        <w:rPr>
-          <w:rFonts w:ascii="Arial" w:hAnsi="Arial" w:cs="Arial"/>
-        </w:rPr>
-        <w:t>case.county</w:t>
-      </w:r>
-      <w:proofErr w:type="spellEnd"/>
-      <w:r>
-        <w:rPr>
-          <w:rFonts w:ascii="Arial" w:hAnsi="Arial" w:cs="Arial"/>
-        </w:rPr>
-        <w:t>], ['circuit'], column_1='</w:t>
-      </w:r>
-      <w:proofErr w:type="spellStart"/>
-      <w:r>
-        <w:rPr>
-          <w:rFonts w:ascii="Arial" w:hAnsi="Arial" w:cs="Arial"/>
-        </w:rPr>
-        <w:t>address_county</w:t>
-      </w:r>
-      <w:proofErr w:type="spellEnd"/>
-      <w:r>
-        <w:rPr>
-          <w:rFonts w:ascii="Arial" w:hAnsi="Arial" w:cs="Arial"/>
-        </w:rPr>
-        <w:t xml:space="preserve">', column_2='type', </w:t>
-      </w:r>
-      <w:proofErr w:type="spellStart"/>
-      <w:r>
-        <w:rPr>
-          <w:rFonts w:ascii="Arial" w:hAnsi="Arial" w:cs="Arial"/>
-        </w:rPr>
-        <w:t>return_column</w:t>
-      </w:r>
-      <w:proofErr w:type="spellEnd"/>
-      <w:r>
-        <w:rPr>
-          <w:rFonts w:ascii="Arial" w:hAnsi="Arial" w:cs="Arial"/>
-        </w:rPr>
-        <w:t xml:space="preserve">='name') }}; </w:t>
-      </w:r>
-      <w:r>
-        <w:rPr>
-          <w:rFonts w:ascii="Arial" w:hAnsi="Arial" w:cs="Arial"/>
-        </w:rPr>
-        <w:t xml:space="preserve">{% if </w:t>
-      </w:r>
-      <w:proofErr w:type="spellStart"/>
-      <w:r>
-        <w:rPr>
-          <w:rFonts w:ascii="Arial" w:hAnsi="Arial" w:cs="Arial"/>
-        </w:rPr>
-        <w:t>case.country</w:t>
-      </w:r>
-      <w:proofErr w:type="spellEnd"/>
-      <w:r>
-        <w:rPr>
-          <w:rFonts w:ascii="Arial" w:hAnsi="Arial" w:cs="Arial"/>
-        </w:rPr>
-        <w:t xml:space="preserve"> == "US" </w:t>
-      </w:r>
-      <w:r>
-        <w:rPr>
-          <w:rFonts w:ascii="Arial" w:hAnsi="Arial" w:cs="Arial"/>
-        </w:rPr>
         <w:t>%}</w:t>
       </w:r>
       <w:r>
         <w:rPr>
           <w:rFonts w:ascii="Arial" w:hAnsi="Arial" w:cs="Arial"/>
         </w:rPr>
-        <w:t xml:space="preserve">{% if </w:t>
-      </w:r>
-      <w:proofErr w:type="spellStart"/>
+        <w:t>{{ case.address</w:t>
+      </w:r>
+      <w:r>
+        <w:rPr>
+          <w:rFonts w:ascii="Arial" w:hAnsi="Arial" w:cs="Arial"/>
+        </w:rPr>
+        <w:t xml:space="preserve"> }}</w:t>
+      </w:r>
+      <w:r>
+        <w:rPr>
+          <w:rFonts w:ascii="Arial" w:hAnsi="Arial" w:cs="Arial"/>
+        </w:rPr>
+        <w:t>;</w:t>
+      </w:r>
+      <w:r>
+        <w:rPr>
+          <w:rFonts w:ascii="Arial" w:hAnsi="Arial" w:cs="Arial"/>
+        </w:rPr>
+        <w:t>{% else %}</w:t>
+      </w:r>
+      <w:r>
+        <w:rPr>
+          <w:rFonts w:ascii="Arial" w:hAnsi="Arial" w:cs="Arial"/>
+        </w:rPr>
+        <w:t>{{ court_list.get_court_info_by_2([case.county], ['circuit'], column_1='address_county', column_2='type', return_column='address_address') ~ " " ~ court_list.get_court_info_by_2([case.county], ['circuit'], column_1='address_county', column_2='type', return_column='address_unit') ~ ", " ~ court_list.get_court_info_by_2([case.county], ['circuit'], column_1='address_county', column_2='type', return_column='CSZ') }};</w:t>
+      </w:r>
+      <w:r>
+        <w:rPr>
+          <w:rFonts w:ascii="Arial" w:hAnsi="Arial" w:cs="Arial"/>
+        </w:rPr>
+        <w:t xml:space="preserve">{% </w:t>
+      </w:r>
+      <w:r>
+        <w:rPr>
+          <w:rFonts w:ascii="Arial" w:hAnsi="Arial" w:cs="Arial"/>
+        </w:rPr>
+        <w:t>endif</w:t>
+      </w:r>
+      <w:r>
+        <w:rPr>
+          <w:rFonts w:ascii="Arial" w:hAnsi="Arial" w:cs="Arial"/>
+        </w:rPr>
+        <w:t xml:space="preserve"> %}</w:t>
+      </w:r>
+      <w:r>
+        <w:rPr>
+          <w:rFonts w:ascii="Arial" w:hAnsi="Arial" w:cs="Arial"/>
+        </w:rPr>
+        <w:t xml:space="preserve">{% elif </w:t>
+      </w:r>
       <w:r>
         <w:rPr>
           <w:rFonts w:ascii="Arial" w:hAnsi="Arial" w:cs="Arial"/>
@@ -722,12 +535,23 @@
         </w:rPr>
         <w:t>state</w:t>
       </w:r>
-      <w:proofErr w:type="spellEnd"/>
-      <w:r>
-        <w:rPr>
-          <w:rFonts w:ascii="Arial" w:hAnsi="Arial" w:cs="Arial"/>
-        </w:rPr>
-        <w:t xml:space="preserve"> == "</w:t>
+      <w:r>
+        <w:rPr>
+          <w:rFonts w:ascii="Arial" w:hAnsi="Arial" w:cs="Arial"/>
+        </w:rPr>
+        <w:t xml:space="preserve"> </w:t>
+      </w:r>
+      <w:r>
+        <w:rPr>
+          <w:rFonts w:ascii="Arial" w:hAnsi="Arial" w:cs="Arial"/>
+        </w:rPr>
+        <w:t>!</w:t>
+      </w:r>
+      <w:r>
+        <w:rPr>
+          <w:rFonts w:ascii="Arial" w:hAnsi="Arial" w:cs="Arial"/>
+        </w:rPr>
+        <w:t>= "</w:t>
       </w:r>
       <w:r>
         <w:rPr>
@@ -745,283 +569,25 @@
         <w:rPr>
           <w:rFonts w:ascii="Arial" w:hAnsi="Arial" w:cs="Arial"/>
         </w:rPr>
-        <w:t>%}</w:t>
-      </w:r>
-      <w:r>
-        <w:rPr>
-          <w:rFonts w:ascii="Arial" w:hAnsi="Arial" w:cs="Arial"/>
-        </w:rPr>
-        <w:t xml:space="preserve">{% if </w:t>
-      </w:r>
-      <w:proofErr w:type="spellStart"/>
-      <w:r>
-        <w:rPr>
-          <w:rFonts w:ascii="Arial" w:hAnsi="Arial" w:cs="Arial"/>
-        </w:rPr>
-        <w:t>case.in_tribal_court</w:t>
-      </w:r>
-      <w:proofErr w:type="spellEnd"/>
-      <w:r>
-        <w:rPr>
-          <w:rFonts w:ascii="Arial" w:hAnsi="Arial" w:cs="Arial"/>
-        </w:rPr>
-        <w:t xml:space="preserve"> </w:t>
-      </w:r>
-      <w:r>
-        <w:rPr>
-          <w:rFonts w:ascii="Arial" w:hAnsi="Arial" w:cs="Arial"/>
-        </w:rPr>
-        <w:t>%}</w:t>
-      </w:r>
-      <w:r>
-        <w:rPr>
-          <w:rFonts w:ascii="Arial" w:hAnsi="Arial" w:cs="Arial"/>
-        </w:rPr>
-        <w:t xml:space="preserve">{{ </w:t>
-      </w:r>
-      <w:proofErr w:type="spellStart"/>
-      <w:r>
-        <w:rPr>
-          <w:rFonts w:ascii="Arial" w:hAnsi="Arial" w:cs="Arial"/>
-        </w:rPr>
-        <w:t>case.address</w:t>
-      </w:r>
-      <w:proofErr w:type="spellEnd"/>
-      <w:r>
-        <w:rPr>
-          <w:rFonts w:ascii="Arial" w:hAnsi="Arial" w:cs="Arial"/>
-        </w:rPr>
-        <w:t xml:space="preserve"> }}</w:t>
-      </w:r>
-      <w:r>
-        <w:rPr>
-          <w:rFonts w:ascii="Arial" w:hAnsi="Arial" w:cs="Arial"/>
-        </w:rPr>
-        <w:t>;</w:t>
-      </w:r>
-      <w:r>
-        <w:rPr>
-          <w:rFonts w:ascii="Arial" w:hAnsi="Arial" w:cs="Arial"/>
-        </w:rPr>
-        <w:t>{% else %}</w:t>
-      </w:r>
-      <w:r>
-        <w:rPr>
-          <w:rFonts w:ascii="Arial" w:hAnsi="Arial" w:cs="Arial"/>
-        </w:rPr>
-        <w:t>{{ court_list.get_court_info_by_2([</w:t>
-      </w:r>
-      <w:proofErr w:type="spellStart"/>
-      <w:r>
-        <w:rPr>
-          <w:rFonts w:ascii="Arial" w:hAnsi="Arial" w:cs="Arial"/>
-        </w:rPr>
-        <w:t>case.county</w:t>
-      </w:r>
-      <w:proofErr w:type="spellEnd"/>
-      <w:r>
-        <w:rPr>
-          <w:rFonts w:ascii="Arial" w:hAnsi="Arial" w:cs="Arial"/>
-        </w:rPr>
-        <w:t>], ['circuit'], column_1='</w:t>
-      </w:r>
-      <w:proofErr w:type="spellStart"/>
-      <w:r>
-        <w:rPr>
-          <w:rFonts w:ascii="Arial" w:hAnsi="Arial" w:cs="Arial"/>
-        </w:rPr>
-        <w:t>address_county</w:t>
-      </w:r>
-      <w:proofErr w:type="spellEnd"/>
-      <w:r>
-        <w:rPr>
-          <w:rFonts w:ascii="Arial" w:hAnsi="Arial" w:cs="Arial"/>
-        </w:rPr>
-        <w:t xml:space="preserve">', column_2='type', </w:t>
-      </w:r>
-      <w:proofErr w:type="spellStart"/>
-      <w:r>
-        <w:rPr>
-          <w:rFonts w:ascii="Arial" w:hAnsi="Arial" w:cs="Arial"/>
-        </w:rPr>
-        <w:t>return_column</w:t>
-      </w:r>
-      <w:proofErr w:type="spellEnd"/>
-      <w:r>
-        <w:rPr>
-          <w:rFonts w:ascii="Arial" w:hAnsi="Arial" w:cs="Arial"/>
-        </w:rPr>
-        <w:t>='</w:t>
-      </w:r>
-      <w:proofErr w:type="spellStart"/>
-      <w:r>
-        <w:rPr>
-          <w:rFonts w:ascii="Arial" w:hAnsi="Arial" w:cs="Arial"/>
-        </w:rPr>
-        <w:t>address_address</w:t>
-      </w:r>
-      <w:proofErr w:type="spellEnd"/>
-      <w:r>
-        <w:rPr>
-          <w:rFonts w:ascii="Arial" w:hAnsi="Arial" w:cs="Arial"/>
-        </w:rPr>
-        <w:t>') ~ " " ~ court_list.get_court_info_by_2([</w:t>
-      </w:r>
-      <w:proofErr w:type="spellStart"/>
-      <w:r>
-        <w:rPr>
-          <w:rFonts w:ascii="Arial" w:hAnsi="Arial" w:cs="Arial"/>
-        </w:rPr>
-        <w:t>case.county</w:t>
-      </w:r>
-      <w:proofErr w:type="spellEnd"/>
-      <w:r>
-        <w:rPr>
-          <w:rFonts w:ascii="Arial" w:hAnsi="Arial" w:cs="Arial"/>
-        </w:rPr>
-        <w:t>], ['circuit'], column_1='</w:t>
-      </w:r>
-      <w:proofErr w:type="spellStart"/>
-      <w:r>
-        <w:rPr>
-          <w:rFonts w:ascii="Arial" w:hAnsi="Arial" w:cs="Arial"/>
-        </w:rPr>
-        <w:t>address_county</w:t>
-      </w:r>
-      <w:proofErr w:type="spellEnd"/>
-      <w:r>
-        <w:rPr>
-          <w:rFonts w:ascii="Arial" w:hAnsi="Arial" w:cs="Arial"/>
-        </w:rPr>
-        <w:t xml:space="preserve">', column_2='type', </w:t>
-      </w:r>
-      <w:proofErr w:type="spellStart"/>
-      <w:r>
-        <w:rPr>
-          <w:rFonts w:ascii="Arial" w:hAnsi="Arial" w:cs="Arial"/>
-        </w:rPr>
-        <w:t>return_column</w:t>
-      </w:r>
-      <w:proofErr w:type="spellEnd"/>
-      <w:r>
-        <w:rPr>
-          <w:rFonts w:ascii="Arial" w:hAnsi="Arial" w:cs="Arial"/>
-        </w:rPr>
-        <w:t>='</w:t>
-      </w:r>
-      <w:proofErr w:type="spellStart"/>
-      <w:r>
-        <w:rPr>
-          <w:rFonts w:ascii="Arial" w:hAnsi="Arial" w:cs="Arial"/>
-        </w:rPr>
-        <w:t>address_unit</w:t>
-      </w:r>
-      <w:proofErr w:type="spellEnd"/>
-      <w:r>
-        <w:rPr>
-          <w:rFonts w:ascii="Arial" w:hAnsi="Arial" w:cs="Arial"/>
-        </w:rPr>
-        <w:t>') ~ ", " ~ court_list.get_court_info_by_2([</w:t>
-      </w:r>
-      <w:proofErr w:type="spellStart"/>
-      <w:r>
-        <w:rPr>
-          <w:rFonts w:ascii="Arial" w:hAnsi="Arial" w:cs="Arial"/>
-        </w:rPr>
-        <w:t>case.county</w:t>
-      </w:r>
-      <w:proofErr w:type="spellEnd"/>
-      <w:r>
-        <w:rPr>
-          <w:rFonts w:ascii="Arial" w:hAnsi="Arial" w:cs="Arial"/>
-        </w:rPr>
-        <w:t>], ['circuit'], column_1='</w:t>
-      </w:r>
-      <w:proofErr w:type="spellStart"/>
-      <w:r>
-        <w:rPr>
-          <w:rFonts w:ascii="Arial" w:hAnsi="Arial" w:cs="Arial"/>
-        </w:rPr>
-        <w:t>address_county</w:t>
-      </w:r>
-      <w:proofErr w:type="spellEnd"/>
-      <w:r>
-        <w:rPr>
-          <w:rFonts w:ascii="Arial" w:hAnsi="Arial" w:cs="Arial"/>
-        </w:rPr>
-        <w:t xml:space="preserve">', column_2='type', </w:t>
-      </w:r>
-      <w:proofErr w:type="spellStart"/>
-      <w:r>
-        <w:rPr>
-          <w:rFonts w:ascii="Arial" w:hAnsi="Arial" w:cs="Arial"/>
-        </w:rPr>
-        <w:t>return_column</w:t>
-      </w:r>
-      <w:proofErr w:type="spellEnd"/>
-      <w:r>
-        <w:rPr>
-          <w:rFonts w:ascii="Arial" w:hAnsi="Arial" w:cs="Arial"/>
-        </w:rPr>
-        <w:t>='CSZ') }};</w:t>
-      </w:r>
-      <w:r>
-        <w:rPr>
-          <w:rFonts w:ascii="Arial" w:hAnsi="Arial" w:cs="Arial"/>
-        </w:rPr>
-        <w:t xml:space="preserve">{% </w:t>
-      </w:r>
-      <w:r>
-        <w:rPr>
-          <w:rFonts w:ascii="Arial" w:hAnsi="Arial" w:cs="Arial"/>
-        </w:rPr>
-        <w:t>endif</w:t>
-      </w:r>
-      <w:r>
-        <w:rPr>
-          <w:rFonts w:ascii="Arial" w:hAnsi="Arial" w:cs="Arial"/>
-        </w:rPr>
         <w:t xml:space="preserve"> %}</w:t>
       </w:r>
       <w:r>
         <w:rPr>
           <w:rFonts w:ascii="Arial" w:hAnsi="Arial" w:cs="Arial"/>
         </w:rPr>
-        <w:t xml:space="preserve">{% </w:t>
-      </w:r>
-      <w:proofErr w:type="spellStart"/>
-      <w:r>
-        <w:rPr>
-          <w:rFonts w:ascii="Arial" w:hAnsi="Arial" w:cs="Arial"/>
-        </w:rPr>
-        <w:t>elif</w:t>
-      </w:r>
-      <w:proofErr w:type="spellEnd"/>
-      <w:r>
-        <w:rPr>
-          <w:rFonts w:ascii="Arial" w:hAnsi="Arial" w:cs="Arial"/>
-        </w:rPr>
-        <w:t xml:space="preserve"> </w:t>
-      </w:r>
-      <w:proofErr w:type="spellStart"/>
-      <w:r>
-        <w:rPr>
-          <w:rFonts w:ascii="Arial" w:hAnsi="Arial" w:cs="Arial"/>
-        </w:rPr>
-        <w:t>case.</w:t>
-      </w:r>
-      <w:r>
-        <w:rPr>
-          <w:rFonts w:ascii="Arial" w:hAnsi="Arial" w:cs="Arial"/>
-        </w:rPr>
-        <w:t>state</w:t>
-      </w:r>
-      <w:proofErr w:type="spellEnd"/>
-      <w:r>
-        <w:rPr>
-          <w:rFonts w:ascii="Arial" w:hAnsi="Arial" w:cs="Arial"/>
-        </w:rPr>
-        <w:t xml:space="preserve"> </w:t>
+        <w:t>{{ case.address }};{</w:t>
+      </w:r>
+      <w:r>
+        <w:rPr>
+          <w:rFonts w:ascii="Arial" w:hAnsi="Arial" w:cs="Arial"/>
+        </w:rPr>
+        <w:t xml:space="preserve">% endif %}{% elif </w:t>
+      </w:r>
+      <w:r>
+        <w:rPr>
+          <w:rFonts w:ascii="Arial" w:hAnsi="Arial" w:cs="Arial"/>
+        </w:rPr>
+        <w:t xml:space="preserve">case.country </w:t>
       </w:r>
       <w:r>
         <w:rPr>
@@ -1033,19 +599,7 @@
         <w:rPr>
           <w:rFonts w:ascii="Arial" w:hAnsi="Arial" w:cs="Arial"/>
         </w:rPr>
-        <w:t>= "</w:t>
-      </w:r>
-      <w:r>
-        <w:rPr>
-          <w:rFonts w:ascii="Arial" w:hAnsi="Arial" w:cs="Arial"/>
-        </w:rPr>
-        <w:t>MI</w:t>
-      </w:r>
-      <w:r>
-        <w:rPr>
-          <w:rFonts w:ascii="Arial" w:hAnsi="Arial" w:cs="Arial"/>
-        </w:rPr>
-        <w:t xml:space="preserve">" </w:t>
+        <w:t>= "US"</w:t>
       </w:r>
       <w:r>
         <w:rPr>
@@ -1057,107 +611,7 @@
         <w:rPr>
           <w:rFonts w:ascii="Arial" w:hAnsi="Arial" w:cs="Arial"/>
         </w:rPr>
-        <w:t xml:space="preserve">{{ </w:t>
-      </w:r>
-      <w:proofErr w:type="spellStart"/>
-      <w:r>
-        <w:rPr>
-          <w:rFonts w:ascii="Arial" w:hAnsi="Arial" w:cs="Arial"/>
-        </w:rPr>
-        <w:t>case.address</w:t>
-      </w:r>
-      <w:proofErr w:type="spellEnd"/>
-      <w:r>
-        <w:rPr>
-          <w:rFonts w:ascii="Arial" w:hAnsi="Arial" w:cs="Arial"/>
-        </w:rPr>
-        <w:t xml:space="preserve"> }};{</w:t>
-      </w:r>
-      <w:r>
-        <w:rPr>
-          <w:rFonts w:ascii="Arial" w:hAnsi="Arial" w:cs="Arial"/>
-        </w:rPr>
-        <w:t xml:space="preserve">% endif %}{% </w:t>
-      </w:r>
-      <w:proofErr w:type="spellStart"/>
-      <w:r>
-        <w:rPr>
-          <w:rFonts w:ascii="Arial" w:hAnsi="Arial" w:cs="Arial"/>
-        </w:rPr>
-        <w:t>elif</w:t>
-      </w:r>
-      <w:proofErr w:type="spellEnd"/>
-      <w:r>
-        <w:rPr>
-          <w:rFonts w:ascii="Arial" w:hAnsi="Arial" w:cs="Arial"/>
-        </w:rPr>
-        <w:t xml:space="preserve"> </w:t>
-      </w:r>
-      <w:proofErr w:type="spellStart"/>
-      <w:r>
-        <w:rPr>
-          <w:rFonts w:ascii="Arial" w:hAnsi="Arial" w:cs="Arial"/>
-        </w:rPr>
-        <w:t>case.country</w:t>
-      </w:r>
-      <w:proofErr w:type="spellEnd"/>
-      <w:r>
-        <w:rPr>
-          <w:rFonts w:ascii="Arial" w:hAnsi="Arial" w:cs="Arial"/>
-        </w:rPr>
-        <w:t xml:space="preserve"> </w:t>
-      </w:r>
-      <w:r>
-        <w:rPr>
-          <w:rFonts w:ascii="Arial" w:hAnsi="Arial" w:cs="Arial"/>
-        </w:rPr>
-        <w:t>!</w:t>
-      </w:r>
-      <w:r>
-        <w:rPr>
-          <w:rFonts w:ascii="Arial" w:hAnsi="Arial" w:cs="Arial"/>
-        </w:rPr>
-        <w:t>= "US"</w:t>
-      </w:r>
-      <w:r>
-        <w:rPr>
-          <w:rFonts w:ascii="Arial" w:hAnsi="Arial" w:cs="Arial"/>
-        </w:rPr>
-        <w:t xml:space="preserve"> %}</w:t>
-      </w:r>
-      <w:r>
-        <w:rPr>
-          <w:rFonts w:ascii="Arial" w:hAnsi="Arial" w:cs="Arial"/>
-        </w:rPr>
-        <w:t xml:space="preserve">{{ </w:t>
-      </w:r>
-      <w:proofErr w:type="spellStart"/>
-      <w:r>
-        <w:rPr>
-          <w:rFonts w:ascii="Arial" w:hAnsi="Arial" w:cs="Arial"/>
-        </w:rPr>
-        <w:t>case.address</w:t>
-      </w:r>
-      <w:proofErr w:type="spellEnd"/>
-      <w:r>
-        <w:rPr>
-          <w:rFonts w:ascii="Arial" w:hAnsi="Arial" w:cs="Arial"/>
-        </w:rPr>
-        <w:t xml:space="preserve"> }}, {{ </w:t>
-      </w:r>
-      <w:proofErr w:type="spellStart"/>
-      <w:r>
-        <w:rPr>
-          <w:rFonts w:ascii="Arial" w:hAnsi="Arial" w:cs="Arial"/>
-        </w:rPr>
-        <w:t>case.foreign_admin_unit</w:t>
-      </w:r>
-      <w:proofErr w:type="spellEnd"/>
-      <w:r>
-        <w:rPr>
-          <w:rFonts w:ascii="Arial" w:hAnsi="Arial" w:cs="Arial"/>
-        </w:rPr>
-        <w:t xml:space="preserve"> </w:t>
+        <w:t xml:space="preserve">{{ case.address }}, {{ case.foreign_admin_unit </w:t>
       </w:r>
       <w:r>
         <w:rPr>
@@ -1175,257 +629,19 @@
         <w:rPr>
           <w:rFonts w:ascii="Arial" w:hAnsi="Arial" w:cs="Arial"/>
         </w:rPr>
-        <w:t xml:space="preserve"> </w:t>
-      </w:r>
-      <w:proofErr w:type="spellStart"/>
-      <w:r>
-        <w:rPr>
-          <w:rFonts w:ascii="Arial" w:hAnsi="Arial" w:cs="Arial"/>
-        </w:rPr>
-        <w:t>country_name</w:t>
-      </w:r>
-      <w:proofErr w:type="spellEnd"/>
-      <w:r>
-        <w:rPr>
-          <w:rFonts w:ascii="Arial" w:hAnsi="Arial" w:cs="Arial"/>
-        </w:rPr>
-        <w:t>(</w:t>
-      </w:r>
-      <w:proofErr w:type="spellStart"/>
-      <w:r>
-        <w:rPr>
-          <w:rFonts w:ascii="Arial" w:hAnsi="Arial" w:cs="Arial"/>
-        </w:rPr>
-        <w:t>case.country</w:t>
-      </w:r>
-      <w:proofErr w:type="spellEnd"/>
-      <w:r>
-        <w:rPr>
-          <w:rFonts w:ascii="Arial" w:hAnsi="Arial" w:cs="Arial"/>
-        </w:rPr>
-        <w:t xml:space="preserve">) }};{% endif %} </w:t>
-      </w:r>
-      <w:r>
-        <w:rPr>
-          <w:rFonts w:ascii="Arial" w:hAnsi="Arial" w:cs="Arial"/>
-        </w:rPr>
-        <w:t xml:space="preserve">Nature: {{ </w:t>
-      </w:r>
-      <w:proofErr w:type="spellStart"/>
-      <w:r>
-        <w:rPr>
-          <w:rFonts w:ascii="Arial" w:hAnsi="Arial" w:cs="Arial"/>
-        </w:rPr>
-        <w:t>prior_family_case_types_ordered</w:t>
-      </w:r>
-      <w:proofErr w:type="spellEnd"/>
-      <w:r>
-        <w:rPr>
-          <w:rFonts w:ascii="Arial" w:hAnsi="Arial" w:cs="Arial"/>
-        </w:rPr>
-        <w:t>[</w:t>
-      </w:r>
-      <w:proofErr w:type="spellStart"/>
-      <w:r>
-        <w:rPr>
-          <w:rFonts w:ascii="Arial" w:hAnsi="Arial" w:cs="Arial"/>
-        </w:rPr>
-        <w:t>case.type</w:t>
-      </w:r>
-      <w:proofErr w:type="spellEnd"/>
-      <w:r>
-        <w:rPr>
-          <w:rFonts w:ascii="Arial" w:hAnsi="Arial" w:cs="Arial"/>
-        </w:rPr>
-        <w:t xml:space="preserve">] }}; </w:t>
-      </w:r>
-      <w:r>
-        <w:rPr>
-          <w:rFonts w:ascii="Arial" w:hAnsi="Arial" w:cs="Arial"/>
-        </w:rPr>
-        <w:t xml:space="preserve">Order date: {{ </w:t>
-      </w:r>
-      <w:proofErr w:type="spellStart"/>
-      <w:r>
-        <w:rPr>
-          <w:rFonts w:ascii="Arial" w:hAnsi="Arial" w:cs="Arial"/>
-        </w:rPr>
-        <w:t>format_date</w:t>
-      </w:r>
-      <w:proofErr w:type="spellEnd"/>
-      <w:r>
-        <w:rPr>
-          <w:rFonts w:ascii="Arial" w:hAnsi="Arial" w:cs="Arial"/>
-        </w:rPr>
-        <w:t>(</w:t>
-      </w:r>
-      <w:proofErr w:type="spellStart"/>
-      <w:r>
-        <w:rPr>
-          <w:rFonts w:ascii="Arial" w:hAnsi="Arial" w:cs="Arial"/>
-        </w:rPr>
-        <w:t>case.final_order_date</w:t>
-      </w:r>
-      <w:proofErr w:type="spellEnd"/>
-      <w:r>
-        <w:rPr>
-          <w:rFonts w:ascii="Arial" w:hAnsi="Arial" w:cs="Arial"/>
-        </w:rPr>
-        <w:t>, format='M/d/</w:t>
-      </w:r>
-      <w:proofErr w:type="spellStart"/>
-      <w:r>
-        <w:rPr>
-          <w:rFonts w:ascii="Arial" w:hAnsi="Arial" w:cs="Arial"/>
-        </w:rPr>
-        <w:t>yyyy</w:t>
-      </w:r>
-      <w:proofErr w:type="spellEnd"/>
-      <w:r>
-        <w:rPr>
-          <w:rFonts w:ascii="Arial" w:hAnsi="Arial" w:cs="Arial"/>
-        </w:rPr>
-        <w:t xml:space="preserve">') if </w:t>
-      </w:r>
-      <w:proofErr w:type="spellStart"/>
-      <w:r>
-        <w:rPr>
-          <w:rFonts w:ascii="Arial" w:hAnsi="Arial" w:cs="Arial"/>
-        </w:rPr>
-        <w:t>case.type</w:t>
-      </w:r>
-      <w:proofErr w:type="spellEnd"/>
-      <w:r>
-        <w:rPr>
-          <w:rFonts w:ascii="Arial" w:hAnsi="Arial" w:cs="Arial"/>
-        </w:rPr>
-        <w:t xml:space="preserve"> not in ["divorce", "</w:t>
-      </w:r>
-      <w:proofErr w:type="spellStart"/>
-      <w:r>
-        <w:rPr>
-          <w:rFonts w:ascii="Arial" w:hAnsi="Arial" w:cs="Arial"/>
-        </w:rPr>
-        <w:t>separate_maintenance</w:t>
-      </w:r>
-      <w:proofErr w:type="spellEnd"/>
-      <w:r>
-        <w:rPr>
-          <w:rFonts w:ascii="Arial" w:hAnsi="Arial" w:cs="Arial"/>
-        </w:rPr>
-        <w:t xml:space="preserve">"] and </w:t>
-      </w:r>
-      <w:proofErr w:type="spellStart"/>
-      <w:r>
-        <w:rPr>
-          <w:rFonts w:ascii="Arial" w:hAnsi="Arial" w:cs="Arial"/>
-        </w:rPr>
-        <w:t>case.status</w:t>
-      </w:r>
-      <w:proofErr w:type="spellEnd"/>
-      <w:r>
-        <w:rPr>
-          <w:rFonts w:ascii="Arial" w:hAnsi="Arial" w:cs="Arial"/>
-        </w:rPr>
-        <w:t xml:space="preserve"> == "</w:t>
-      </w:r>
-      <w:proofErr w:type="spellStart"/>
-      <w:r>
-        <w:rPr>
-          <w:rFonts w:ascii="Arial" w:hAnsi="Arial" w:cs="Arial"/>
-        </w:rPr>
-        <w:t>ended_with_order</w:t>
-      </w:r>
-      <w:proofErr w:type="spellEnd"/>
-      <w:r>
-        <w:rPr>
-          <w:rFonts w:ascii="Arial" w:hAnsi="Arial" w:cs="Arial"/>
-        </w:rPr>
-        <w:t xml:space="preserve">" else </w:t>
-      </w:r>
-      <w:proofErr w:type="spellStart"/>
-      <w:r>
-        <w:rPr>
-          <w:rFonts w:ascii="Arial" w:hAnsi="Arial" w:cs="Arial"/>
-        </w:rPr>
-        <w:t>format_date</w:t>
-      </w:r>
-      <w:proofErr w:type="spellEnd"/>
-      <w:r>
-        <w:rPr>
-          <w:rFonts w:ascii="Arial" w:hAnsi="Arial" w:cs="Arial"/>
-        </w:rPr>
-        <w:t>(</w:t>
-      </w:r>
-      <w:proofErr w:type="spellStart"/>
-      <w:r>
-        <w:rPr>
-          <w:rFonts w:ascii="Arial" w:hAnsi="Arial" w:cs="Arial"/>
-        </w:rPr>
-        <w:t>case.custody_PT_order_date</w:t>
-      </w:r>
-      <w:proofErr w:type="spellEnd"/>
-      <w:r>
-        <w:rPr>
-          <w:rFonts w:ascii="Arial" w:hAnsi="Arial" w:cs="Arial"/>
-        </w:rPr>
-        <w:t>, format='M/d/</w:t>
-      </w:r>
-      <w:proofErr w:type="spellStart"/>
-      <w:r>
-        <w:rPr>
-          <w:rFonts w:ascii="Arial" w:hAnsi="Arial" w:cs="Arial"/>
-        </w:rPr>
-        <w:t>yyyy</w:t>
-      </w:r>
-      <w:proofErr w:type="spellEnd"/>
-      <w:r>
-        <w:rPr>
-          <w:rFonts w:ascii="Arial" w:hAnsi="Arial" w:cs="Arial"/>
-        </w:rPr>
-        <w:t xml:space="preserve">') }}{{ "; This proceeding is continuing." if </w:t>
-      </w:r>
-      <w:proofErr w:type="spellStart"/>
-      <w:r>
-        <w:rPr>
-          <w:rFonts w:ascii="Arial" w:hAnsi="Arial" w:cs="Arial"/>
-        </w:rPr>
-        <w:t>case.status</w:t>
-      </w:r>
-      <w:proofErr w:type="spellEnd"/>
-      <w:r>
-        <w:rPr>
-          <w:rFonts w:ascii="Arial" w:hAnsi="Arial" w:cs="Arial"/>
-        </w:rPr>
-        <w:t xml:space="preserve"> == "pending" else "; This proceeding has been stayed by the court." if </w:t>
-      </w:r>
-      <w:proofErr w:type="spellStart"/>
-      <w:r>
-        <w:rPr>
-          <w:rFonts w:ascii="Arial" w:hAnsi="Arial" w:cs="Arial"/>
-        </w:rPr>
-        <w:t>case.status</w:t>
-      </w:r>
-      <w:proofErr w:type="spellEnd"/>
-      <w:r>
-        <w:rPr>
-          <w:rFonts w:ascii="Arial" w:hAnsi="Arial" w:cs="Arial"/>
-        </w:rPr>
-        <w:t xml:space="preserve"> == "stayed" else "; This proceeding was later dismissed." if </w:t>
-      </w:r>
-      <w:proofErr w:type="spellStart"/>
-      <w:r>
-        <w:rPr>
-          <w:rFonts w:ascii="Arial" w:hAnsi="Arial" w:cs="Arial"/>
-        </w:rPr>
-        <w:t>case.status</w:t>
-      </w:r>
-      <w:proofErr w:type="spellEnd"/>
-      <w:r>
-        <w:rPr>
-          <w:rFonts w:ascii="Arial" w:hAnsi="Arial" w:cs="Arial"/>
-        </w:rPr>
-        <w:t xml:space="preserve"> == "dismissed" else "" }}</w:t>
+        <w:t xml:space="preserve"> country_name(case.country) }};{% endif %} </w:t>
+      </w:r>
+      <w:r>
+        <w:rPr>
+          <w:rFonts w:ascii="Arial" w:hAnsi="Arial" w:cs="Arial"/>
+        </w:rPr>
+        <w:t xml:space="preserve">Nature: {{ prior_family_case_types_ordered[case.type] }}; </w:t>
+      </w:r>
+      <w:r>
+        <w:rPr>
+          <w:rFonts w:ascii="Arial" w:hAnsi="Arial" w:cs="Arial"/>
+        </w:rPr>
+        <w:t>Order date: {{ format_date(case.final_order_date, format='M/d/yyyy') if case.type not in ["divorce", "separate_maintenance"] and case.status == "ended_with_order" else format_date(case.custody_PT_order_date, format='M/d/yyyy') }}{{ "; This proceeding is continuing." if case.status == "pending" else "; This proceeding has been stayed by the court." if case.status == "stayed" else "; This proceeding was later dismissed." if case.status == "dismissed" else "" }}</w:t>
       </w:r>
     </w:p>
     <w:p>
@@ -1455,23 +671,7 @@
           <w:rFonts w:ascii="Arial" w:hAnsi="Arial" w:cs="Arial"/>
           <w:highlight w:val="magenta"/>
         </w:rPr>
-        <w:t xml:space="preserve">{%p </w:t>
-      </w:r>
-      <w:proofErr w:type="spellStart"/>
-      <w:r>
-        <w:rPr>
-          <w:rFonts w:ascii="Arial" w:hAnsi="Arial" w:cs="Arial"/>
-          <w:highlight w:val="magenta"/>
-        </w:rPr>
-        <w:t>endfor</w:t>
-      </w:r>
-      <w:proofErr w:type="spellEnd"/>
-      <w:r>
-        <w:rPr>
-          <w:rFonts w:ascii="Arial" w:hAnsi="Arial" w:cs="Arial"/>
-          <w:highlight w:val="magenta"/>
-        </w:rPr>
-        <w:t xml:space="preserve"> %}</w:t>
+        <w:t>{%p endfor %}</w:t>
       </w:r>
     </w:p>
     <w:p>
@@ -1522,49 +722,20 @@
         <w:rPr>
           <w:rFonts w:ascii="Arial" w:hAnsi="Arial" w:cs="Arial"/>
         </w:rPr>
-        <w:t>prior_family_</w:t>
-      </w:r>
-      <w:proofErr w:type="gramStart"/>
-      <w:r>
-        <w:rPr>
-          <w:rFonts w:ascii="Arial" w:hAnsi="Arial" w:cs="Arial"/>
-        </w:rPr>
-        <w:t>cases.filter</w:t>
-      </w:r>
-      <w:proofErr w:type="gramEnd"/>
-      <w:r>
-        <w:rPr>
-          <w:rFonts w:ascii="Arial" w:hAnsi="Arial" w:cs="Arial"/>
-        </w:rPr>
-        <w:t>(</w:t>
-      </w:r>
-      <w:r>
-        <w:rPr>
-          <w:rFonts w:ascii="Arial" w:hAnsi="Arial" w:cs="Arial"/>
-        </w:rPr>
-        <w:t>not_name_change</w:t>
-      </w:r>
-      <w:proofErr w:type="gramStart"/>
-      <w:r>
-        <w:rPr>
-          <w:rFonts w:ascii="Arial" w:hAnsi="Arial" w:cs="Arial"/>
-        </w:rPr>
-        <w:t>).filter</w:t>
-      </w:r>
-      <w:proofErr w:type="gramEnd"/>
-      <w:r>
-        <w:rPr>
-          <w:rFonts w:ascii="Arial" w:hAnsi="Arial" w:cs="Arial"/>
-        </w:rPr>
-        <w:t>(resolved=False)</w:t>
-      </w:r>
-      <w:r>
-        <w:rPr>
-          <w:rFonts w:ascii="Arial" w:hAnsi="Arial" w:cs="Arial"/>
-        </w:rPr>
-        <w:t xml:space="preserve"> | length &gt; </w:t>
-      </w:r>
-      <w:proofErr w:type="gramStart"/>
+        <w:t>cases_for_UCCJEA_5(prior_family_cases)</w:t>
+      </w:r>
+      <w:r>
+        <w:rPr>
+          <w:rFonts w:ascii="Arial" w:hAnsi="Arial" w:cs="Arial"/>
+        </w:rPr>
+        <w:t xml:space="preserve"> </w:t>
+      </w:r>
+      <w:r>
+        <w:rPr>
+          <w:rFonts w:ascii="Arial" w:hAnsi="Arial" w:cs="Arial"/>
+        </w:rPr>
+        <w:t xml:space="preserve">| length &gt; </w:t>
+      </w:r>
       <w:r>
         <w:rPr>
           <w:rFonts w:ascii="Arial" w:hAnsi="Arial" w:cs="Arial"/>
@@ -1577,7 +748,6 @@
         </w:rPr>
         <w:t xml:space="preserve"> %}</w:t>
       </w:r>
-      <w:proofErr w:type="gramEnd"/>
     </w:p>
     <w:p>
       <w:pPr>
@@ -1661,21 +831,7 @@
         <w:rPr>
           <w:rFonts w:ascii="Arial" w:hAnsi="Arial" w:cs="Arial"/>
         </w:rPr>
-        <w:t xml:space="preserve"> case in </w:t>
-      </w:r>
-      <w:proofErr w:type="spellStart"/>
-      <w:r>
-        <w:rPr>
-          <w:rFonts w:ascii="Arial" w:hAnsi="Arial" w:cs="Arial"/>
-        </w:rPr>
-        <w:t>prior_family_cases</w:t>
-      </w:r>
-      <w:proofErr w:type="spellEnd"/>
-      <w:r>
-        <w:rPr>
-          <w:rFonts w:ascii="Arial" w:hAnsi="Arial" w:cs="Arial"/>
-        </w:rPr>
-        <w:t xml:space="preserve"> %}</w:t>
+        <w:t xml:space="preserve"> case in prior_family_cases %}</w:t>
       </w:r>
     </w:p>
     <w:p>
@@ -1712,41 +868,11 @@
         </w:rPr>
         <w:t xml:space="preserve"> </w:t>
       </w:r>
-      <w:proofErr w:type="spellStart"/>
-      <w:proofErr w:type="gramStart"/>
-      <w:r>
-        <w:rPr>
-          <w:rFonts w:ascii="Arial" w:hAnsi="Arial" w:cs="Arial"/>
-        </w:rPr>
-        <w:t>case.type</w:t>
-      </w:r>
-      <w:proofErr w:type="spellEnd"/>
-      <w:r>
-        <w:rPr>
-          <w:rFonts w:ascii="Arial" w:hAnsi="Arial" w:cs="Arial"/>
-        </w:rPr>
-        <w:t xml:space="preserve"> !=</w:t>
-      </w:r>
-      <w:proofErr w:type="gramEnd"/>
-      <w:r>
-        <w:rPr>
-          <w:rFonts w:ascii="Arial" w:hAnsi="Arial" w:cs="Arial"/>
-        </w:rPr>
-        <w:t xml:space="preserve"> "</w:t>
-      </w:r>
-      <w:proofErr w:type="spellStart"/>
-      <w:r>
-        <w:rPr>
-          <w:rFonts w:ascii="Arial" w:hAnsi="Arial" w:cs="Arial"/>
-        </w:rPr>
-        <w:t>name_change</w:t>
-      </w:r>
-      <w:proofErr w:type="spellEnd"/>
-      <w:r>
-        <w:rPr>
-          <w:rFonts w:ascii="Arial" w:hAnsi="Arial" w:cs="Arial"/>
-        </w:rPr>
-        <w:t>" and</w:t>
+      <w:r>
+        <w:rPr>
+          <w:rFonts w:ascii="Arial" w:hAnsi="Arial" w:cs="Arial"/>
+        </w:rPr>
+        <w:t>case.type != "name_change" and</w:t>
       </w:r>
       <w:r>
         <w:rPr>
@@ -1754,30 +880,12 @@
         </w:rPr>
         <w:t xml:space="preserve"> </w:t>
       </w:r>
-      <w:proofErr w:type="spellStart"/>
-      <w:proofErr w:type="gramStart"/>
-      <w:r>
-        <w:rPr>
-          <w:rFonts w:ascii="Arial" w:hAnsi="Arial" w:cs="Arial"/>
-        </w:rPr>
-        <w:t>case.status</w:t>
-      </w:r>
-      <w:proofErr w:type="spellEnd"/>
-      <w:proofErr w:type="gramEnd"/>
-      <w:r>
-        <w:rPr>
-          <w:rFonts w:ascii="Arial" w:hAnsi="Arial" w:cs="Arial"/>
-        </w:rPr>
-        <w:t xml:space="preserve"> in ["pending", "stayed"</w:t>
-      </w:r>
-      <w:proofErr w:type="gramStart"/>
-      <w:r>
-        <w:rPr>
-          <w:rFonts w:ascii="Arial" w:hAnsi="Arial" w:cs="Arial"/>
-        </w:rPr>
-        <w:t>] %}</w:t>
-      </w:r>
-      <w:proofErr w:type="gramEnd"/>
+      <w:r>
+        <w:rPr>
+          <w:rFonts w:ascii="Arial" w:hAnsi="Arial" w:cs="Arial"/>
+        </w:rPr>
+        <w:t>case.status in ["pending", "stayed"] %}</w:t>
+      </w:r>
     </w:p>
     <w:p>
       <w:pPr>
@@ -1792,104 +900,92 @@
           <w:rFonts w:ascii="Arial" w:hAnsi="Arial" w:cs="Arial"/>
         </w:rPr>
         <w:lastRenderedPageBreak/>
-        <w:t xml:space="preserve">{{ </w:t>
-      </w:r>
-      <w:proofErr w:type="spellStart"/>
-      <w:r>
-        <w:rPr>
-          <w:rFonts w:ascii="Arial" w:hAnsi="Arial" w:cs="Arial"/>
-        </w:rPr>
-        <w:t>case.title</w:t>
-      </w:r>
-      <w:proofErr w:type="spellEnd"/>
-      <w:r>
-        <w:rPr>
-          <w:rFonts w:ascii="Arial" w:hAnsi="Arial" w:cs="Arial"/>
-        </w:rPr>
-        <w:t xml:space="preserve"> }}; Case #: {{ </w:t>
-      </w:r>
-      <w:proofErr w:type="spellStart"/>
-      <w:r>
-        <w:rPr>
-          <w:rFonts w:ascii="Arial" w:hAnsi="Arial" w:cs="Arial"/>
-        </w:rPr>
-        <w:t>case.docket_number</w:t>
-      </w:r>
-      <w:proofErr w:type="spellEnd"/>
-      <w:r>
-        <w:rPr>
-          <w:rFonts w:ascii="Arial" w:hAnsi="Arial" w:cs="Arial"/>
-        </w:rPr>
-        <w:t xml:space="preserve"> }}; </w:t>
-      </w:r>
-      <w:r>
-        <w:rPr>
-          <w:rFonts w:ascii="Arial" w:hAnsi="Arial" w:cs="Arial"/>
-        </w:rPr>
-        <w:t xml:space="preserve">{{ </w:t>
-      </w:r>
-      <w:proofErr w:type="spellStart"/>
-      <w:r>
-        <w:rPr>
-          <w:rFonts w:ascii="Arial" w:hAnsi="Arial" w:cs="Arial"/>
-        </w:rPr>
-        <w:t>case.court</w:t>
-      </w:r>
-      <w:proofErr w:type="spellEnd"/>
-      <w:r>
-        <w:rPr>
-          <w:rFonts w:ascii="Arial" w:hAnsi="Arial" w:cs="Arial"/>
-        </w:rPr>
-        <w:t xml:space="preserve"> if </w:t>
-      </w:r>
-      <w:r>
-        <w:rPr>
-          <w:rFonts w:ascii="Arial" w:hAnsi="Arial" w:cs="Arial"/>
-        </w:rPr>
-        <w:t>(</w:t>
-      </w:r>
-      <w:proofErr w:type="spellStart"/>
-      <w:r>
-        <w:rPr>
-          <w:rFonts w:ascii="Arial" w:hAnsi="Arial" w:cs="Arial"/>
-        </w:rPr>
-        <w:t>case.country</w:t>
-      </w:r>
-      <w:proofErr w:type="spellEnd"/>
-      <w:r>
-        <w:rPr>
-          <w:rFonts w:ascii="Arial" w:hAnsi="Arial" w:cs="Arial"/>
-        </w:rPr>
-        <w:t xml:space="preserve"> != "US" or </w:t>
-      </w:r>
-      <w:proofErr w:type="spellStart"/>
-      <w:r>
-        <w:rPr>
-          <w:rFonts w:ascii="Arial" w:hAnsi="Arial" w:cs="Arial"/>
-        </w:rPr>
-        <w:t>case.state</w:t>
-      </w:r>
-      <w:proofErr w:type="spellEnd"/>
-      <w:r>
-        <w:rPr>
-          <w:rFonts w:ascii="Arial" w:hAnsi="Arial" w:cs="Arial"/>
-        </w:rPr>
-        <w:t xml:space="preserve"> != "MI" or </w:t>
-      </w:r>
-      <w:proofErr w:type="spellStart"/>
+        <w:t xml:space="preserve">{{ case.title }}; Case #: {{ case.docket_number }}; </w:t>
+      </w:r>
+      <w:r>
+        <w:rPr>
+          <w:rFonts w:ascii="Arial" w:hAnsi="Arial" w:cs="Arial"/>
+        </w:rPr>
+        <w:t xml:space="preserve">{{ case.court if </w:t>
+      </w:r>
+      <w:r>
+        <w:rPr>
+          <w:rFonts w:ascii="Arial" w:hAnsi="Arial" w:cs="Arial"/>
+        </w:rPr>
+        <w:t>(case.country != "US" or case.state != "MI" or case.in_tribal_court)</w:t>
+      </w:r>
+      <w:r>
+        <w:rPr>
+          <w:rFonts w:ascii="Arial" w:hAnsi="Arial" w:cs="Arial"/>
+        </w:rPr>
+        <w:t xml:space="preserve"> </w:t>
+      </w:r>
+      <w:r>
+        <w:rPr>
+          <w:rFonts w:ascii="Arial" w:hAnsi="Arial" w:cs="Arial"/>
+        </w:rPr>
+        <w:t xml:space="preserve">else court_list.get_court_info_by_2([case.county], ['circuit'], column_1='address_county', column_2='type', return_column='name') }}; </w:t>
+      </w:r>
+      <w:r>
+        <w:rPr>
+          <w:rFonts w:ascii="Arial" w:hAnsi="Arial" w:cs="Arial"/>
+        </w:rPr>
+        <w:t xml:space="preserve">{% if </w:t>
+      </w:r>
+      <w:r>
+        <w:rPr>
+          <w:rFonts w:ascii="Arial" w:hAnsi="Arial" w:cs="Arial"/>
+        </w:rPr>
+        <w:t xml:space="preserve">case.country == "US" </w:t>
+      </w:r>
+      <w:r>
+        <w:rPr>
+          <w:rFonts w:ascii="Arial" w:hAnsi="Arial" w:cs="Arial"/>
+        </w:rPr>
+        <w:t xml:space="preserve">%}{% if </w:t>
+      </w:r>
+      <w:r>
+        <w:rPr>
+          <w:rFonts w:ascii="Arial" w:hAnsi="Arial" w:cs="Arial"/>
+        </w:rPr>
+        <w:t>case.</w:t>
+      </w:r>
+      <w:r>
+        <w:rPr>
+          <w:rFonts w:ascii="Arial" w:hAnsi="Arial" w:cs="Arial"/>
+        </w:rPr>
+        <w:t>state</w:t>
+      </w:r>
+      <w:r>
+        <w:rPr>
+          <w:rFonts w:ascii="Arial" w:hAnsi="Arial" w:cs="Arial"/>
+        </w:rPr>
+        <w:t xml:space="preserve"> == "</w:t>
+      </w:r>
+      <w:r>
+        <w:rPr>
+          <w:rFonts w:ascii="Arial" w:hAnsi="Arial" w:cs="Arial"/>
+        </w:rPr>
+        <w:t>MI</w:t>
+      </w:r>
+      <w:r>
+        <w:rPr>
+          <w:rFonts w:ascii="Arial" w:hAnsi="Arial" w:cs="Arial"/>
+        </w:rPr>
+        <w:t xml:space="preserve">" </w:t>
+      </w:r>
+      <w:r>
+        <w:rPr>
+          <w:rFonts w:ascii="Arial" w:hAnsi="Arial" w:cs="Arial"/>
+        </w:rPr>
+        <w:t xml:space="preserve">%}{% if </w:t>
+      </w:r>
       <w:r>
         <w:rPr>
           <w:rFonts w:ascii="Arial" w:hAnsi="Arial" w:cs="Arial"/>
         </w:rPr>
         <w:t>case.in_tribal_court</w:t>
       </w:r>
-      <w:proofErr w:type="spellEnd"/>
-      <w:r>
-        <w:rPr>
-          <w:rFonts w:ascii="Arial" w:hAnsi="Arial" w:cs="Arial"/>
-        </w:rPr>
-        <w:t>)</w:t>
-      </w:r>
       <w:r>
         <w:rPr>
           <w:rFonts w:ascii="Arial" w:hAnsi="Arial" w:cs="Arial"/>
@@ -1900,49 +996,109 @@
         <w:rPr>
           <w:rFonts w:ascii="Arial" w:hAnsi="Arial" w:cs="Arial"/>
         </w:rPr>
-        <w:t>else court_list.get_court_info_by_2([</w:t>
-      </w:r>
-      <w:proofErr w:type="spellStart"/>
-      <w:r>
-        <w:rPr>
-          <w:rFonts w:ascii="Arial" w:hAnsi="Arial" w:cs="Arial"/>
-        </w:rPr>
-        <w:t>case.county</w:t>
-      </w:r>
-      <w:proofErr w:type="spellEnd"/>
-      <w:r>
-        <w:rPr>
-          <w:rFonts w:ascii="Arial" w:hAnsi="Arial" w:cs="Arial"/>
-        </w:rPr>
-        <w:t>], ['circuit'], column_1='</w:t>
-      </w:r>
-      <w:proofErr w:type="spellStart"/>
-      <w:r>
-        <w:rPr>
-          <w:rFonts w:ascii="Arial" w:hAnsi="Arial" w:cs="Arial"/>
-        </w:rPr>
-        <w:t>address_county</w:t>
-      </w:r>
-      <w:proofErr w:type="spellEnd"/>
-      <w:r>
-        <w:rPr>
-          <w:rFonts w:ascii="Arial" w:hAnsi="Arial" w:cs="Arial"/>
-        </w:rPr>
-        <w:t xml:space="preserve">', column_2='type', </w:t>
-      </w:r>
-      <w:proofErr w:type="spellStart"/>
-      <w:r>
-        <w:rPr>
-          <w:rFonts w:ascii="Arial" w:hAnsi="Arial" w:cs="Arial"/>
-        </w:rPr>
-        <w:t>return_column</w:t>
-      </w:r>
-      <w:proofErr w:type="spellEnd"/>
-      <w:r>
-        <w:rPr>
-          <w:rFonts w:ascii="Arial" w:hAnsi="Arial" w:cs="Arial"/>
-        </w:rPr>
-        <w:t xml:space="preserve">='name') }}; </w:t>
+        <w:t>%}</w:t>
+      </w:r>
+      <w:r>
+        <w:rPr>
+          <w:rFonts w:ascii="Arial" w:hAnsi="Arial" w:cs="Arial"/>
+        </w:rPr>
+        <w:t>{{ case.address</w:t>
+      </w:r>
+      <w:r>
+        <w:rPr>
+          <w:rFonts w:ascii="Arial" w:hAnsi="Arial" w:cs="Arial"/>
+        </w:rPr>
+        <w:t xml:space="preserve"> }};{% else %}</w:t>
+      </w:r>
+      <w:r>
+        <w:rPr>
+          <w:rFonts w:ascii="Arial" w:hAnsi="Arial" w:cs="Arial"/>
+        </w:rPr>
+        <w:t>{{ court_list.get_court_info_by_2([case.county], ['circuit'], column_1='address_county', column_2='type', return_column='address_address') ~ " " ~ court_list.get_court_info_by_2([case.county], ['circuit'], column_1='address_county', column_2='type', return_column='address_unit') ~ ", " ~ court_list.get_court_info_by_2([case.county], ['circuit'], column_1='address_county', column_2='type', return_column='CSZ') }};</w:t>
+      </w:r>
+      <w:r>
+        <w:rPr>
+          <w:rFonts w:ascii="Arial" w:hAnsi="Arial" w:cs="Arial"/>
+        </w:rPr>
+        <w:t xml:space="preserve">{% endif %}{% elif </w:t>
+      </w:r>
+      <w:r>
+        <w:rPr>
+          <w:rFonts w:ascii="Arial" w:hAnsi="Arial" w:cs="Arial"/>
+        </w:rPr>
+        <w:t>case.</w:t>
+      </w:r>
+      <w:r>
+        <w:rPr>
+          <w:rFonts w:ascii="Arial" w:hAnsi="Arial" w:cs="Arial"/>
+        </w:rPr>
+        <w:t>state</w:t>
+      </w:r>
+      <w:r>
+        <w:rPr>
+          <w:rFonts w:ascii="Arial" w:hAnsi="Arial" w:cs="Arial"/>
+        </w:rPr>
+        <w:t xml:space="preserve"> </w:t>
+      </w:r>
+      <w:r>
+        <w:rPr>
+          <w:rFonts w:ascii="Arial" w:hAnsi="Arial" w:cs="Arial"/>
+        </w:rPr>
+        <w:t>!</w:t>
+      </w:r>
+      <w:r>
+        <w:rPr>
+          <w:rFonts w:ascii="Arial" w:hAnsi="Arial" w:cs="Arial"/>
+        </w:rPr>
+        <w:t>= "</w:t>
+      </w:r>
+      <w:r>
+        <w:rPr>
+          <w:rFonts w:ascii="Arial" w:hAnsi="Arial" w:cs="Arial"/>
+        </w:rPr>
+        <w:t>MI</w:t>
+      </w:r>
+      <w:r>
+        <w:rPr>
+          <w:rFonts w:ascii="Arial" w:hAnsi="Arial" w:cs="Arial"/>
+        </w:rPr>
+        <w:t xml:space="preserve">" </w:t>
+      </w:r>
+      <w:r>
+        <w:rPr>
+          <w:rFonts w:ascii="Arial" w:hAnsi="Arial" w:cs="Arial"/>
+        </w:rPr>
+        <w:t xml:space="preserve"> %}{{ case.address }};{% endif %}{% elif </w:t>
+      </w:r>
+      <w:r>
+        <w:rPr>
+          <w:rFonts w:ascii="Arial" w:hAnsi="Arial" w:cs="Arial"/>
+        </w:rPr>
+        <w:t xml:space="preserve">case.country </w:t>
+      </w:r>
+      <w:r>
+        <w:rPr>
+          <w:rFonts w:ascii="Arial" w:hAnsi="Arial" w:cs="Arial"/>
+        </w:rPr>
+        <w:t>!</w:t>
+      </w:r>
+      <w:r>
+        <w:rPr>
+          <w:rFonts w:ascii="Arial" w:hAnsi="Arial" w:cs="Arial"/>
+        </w:rPr>
+        <w:t>= "US"</w:t>
+      </w:r>
+      <w:r>
+        <w:rPr>
+          <w:rFonts w:ascii="Arial" w:hAnsi="Arial" w:cs="Arial"/>
+        </w:rPr>
+        <w:t xml:space="preserve"> %}{{ case.address }}, {{ case.foreign_admin_unit }}, {{ country_name(case.country) }};{% endif %} </w:t>
+      </w:r>
+      <w:r>
+        <w:rPr>
+          <w:rFonts w:ascii="Arial" w:hAnsi="Arial" w:cs="Arial"/>
+        </w:rPr>
+        <w:t>Nature: {{ prior_family_case_types_ordered[case.type] }}</w:t>
       </w:r>
       <w:r>
         <w:rPr>
@@ -1950,593 +1106,11 @@
         </w:rPr>
         <w:t xml:space="preserve">{% if </w:t>
       </w:r>
-      <w:proofErr w:type="spellStart"/>
-      <w:r>
-        <w:rPr>
-          <w:rFonts w:ascii="Arial" w:hAnsi="Arial" w:cs="Arial"/>
-        </w:rPr>
-        <w:t>case.country</w:t>
-      </w:r>
-      <w:proofErr w:type="spellEnd"/>
-      <w:r>
-        <w:rPr>
-          <w:rFonts w:ascii="Arial" w:hAnsi="Arial" w:cs="Arial"/>
-        </w:rPr>
-        <w:t xml:space="preserve"> == "US" </w:t>
-      </w:r>
-      <w:r>
-        <w:rPr>
-          <w:rFonts w:ascii="Arial" w:hAnsi="Arial" w:cs="Arial"/>
-        </w:rPr>
-        <w:t xml:space="preserve">%}{% if </w:t>
-      </w:r>
-      <w:proofErr w:type="spellStart"/>
-      <w:r>
-        <w:rPr>
-          <w:rFonts w:ascii="Arial" w:hAnsi="Arial" w:cs="Arial"/>
-        </w:rPr>
-        <w:t>case.</w:t>
-      </w:r>
-      <w:r>
-        <w:rPr>
-          <w:rFonts w:ascii="Arial" w:hAnsi="Arial" w:cs="Arial"/>
-        </w:rPr>
-        <w:t>state</w:t>
-      </w:r>
-      <w:proofErr w:type="spellEnd"/>
-      <w:r>
-        <w:rPr>
-          <w:rFonts w:ascii="Arial" w:hAnsi="Arial" w:cs="Arial"/>
-        </w:rPr>
-        <w:t xml:space="preserve"> == "</w:t>
-      </w:r>
-      <w:r>
-        <w:rPr>
-          <w:rFonts w:ascii="Arial" w:hAnsi="Arial" w:cs="Arial"/>
-        </w:rPr>
-        <w:t>MI</w:t>
-      </w:r>
-      <w:r>
-        <w:rPr>
-          <w:rFonts w:ascii="Arial" w:hAnsi="Arial" w:cs="Arial"/>
-        </w:rPr>
-        <w:t xml:space="preserve">" </w:t>
-      </w:r>
-      <w:r>
-        <w:rPr>
-          <w:rFonts w:ascii="Arial" w:hAnsi="Arial" w:cs="Arial"/>
-        </w:rPr>
-        <w:t xml:space="preserve">%}{% if </w:t>
-      </w:r>
-      <w:proofErr w:type="spellStart"/>
-      <w:r>
-        <w:rPr>
-          <w:rFonts w:ascii="Arial" w:hAnsi="Arial" w:cs="Arial"/>
-        </w:rPr>
-        <w:t>case.in_tribal_court</w:t>
-      </w:r>
-      <w:proofErr w:type="spellEnd"/>
-      <w:r>
-        <w:rPr>
-          <w:rFonts w:ascii="Arial" w:hAnsi="Arial" w:cs="Arial"/>
-        </w:rPr>
-        <w:t xml:space="preserve"> </w:t>
-      </w:r>
-      <w:r>
-        <w:rPr>
-          <w:rFonts w:ascii="Arial" w:hAnsi="Arial" w:cs="Arial"/>
-        </w:rPr>
-        <w:t>%}</w:t>
-      </w:r>
-      <w:r>
-        <w:rPr>
-          <w:rFonts w:ascii="Arial" w:hAnsi="Arial" w:cs="Arial"/>
-        </w:rPr>
-        <w:t xml:space="preserve">{{ </w:t>
-      </w:r>
-      <w:proofErr w:type="spellStart"/>
-      <w:r>
-        <w:rPr>
-          <w:rFonts w:ascii="Arial" w:hAnsi="Arial" w:cs="Arial"/>
-        </w:rPr>
-        <w:t>case.address</w:t>
-      </w:r>
-      <w:proofErr w:type="spellEnd"/>
-      <w:r>
-        <w:rPr>
-          <w:rFonts w:ascii="Arial" w:hAnsi="Arial" w:cs="Arial"/>
-        </w:rPr>
-        <w:t xml:space="preserve"> }};{% else %}</w:t>
-      </w:r>
-      <w:r>
-        <w:rPr>
-          <w:rFonts w:ascii="Arial" w:hAnsi="Arial" w:cs="Arial"/>
-        </w:rPr>
-        <w:t>{{ court_list.get_court_info_by_2([</w:t>
-      </w:r>
-      <w:proofErr w:type="spellStart"/>
-      <w:r>
-        <w:rPr>
-          <w:rFonts w:ascii="Arial" w:hAnsi="Arial" w:cs="Arial"/>
-        </w:rPr>
-        <w:t>case.county</w:t>
-      </w:r>
-      <w:proofErr w:type="spellEnd"/>
-      <w:r>
-        <w:rPr>
-          <w:rFonts w:ascii="Arial" w:hAnsi="Arial" w:cs="Arial"/>
-        </w:rPr>
-        <w:t>], ['circuit'], column_1='</w:t>
-      </w:r>
-      <w:proofErr w:type="spellStart"/>
-      <w:r>
-        <w:rPr>
-          <w:rFonts w:ascii="Arial" w:hAnsi="Arial" w:cs="Arial"/>
-        </w:rPr>
-        <w:t>address_county</w:t>
-      </w:r>
-      <w:proofErr w:type="spellEnd"/>
-      <w:r>
-        <w:rPr>
-          <w:rFonts w:ascii="Arial" w:hAnsi="Arial" w:cs="Arial"/>
-        </w:rPr>
-        <w:t xml:space="preserve">', column_2='type', </w:t>
-      </w:r>
-      <w:proofErr w:type="spellStart"/>
-      <w:r>
-        <w:rPr>
-          <w:rFonts w:ascii="Arial" w:hAnsi="Arial" w:cs="Arial"/>
-        </w:rPr>
-        <w:t>return_column</w:t>
-      </w:r>
-      <w:proofErr w:type="spellEnd"/>
-      <w:r>
-        <w:rPr>
-          <w:rFonts w:ascii="Arial" w:hAnsi="Arial" w:cs="Arial"/>
-        </w:rPr>
-        <w:t>='</w:t>
-      </w:r>
-      <w:proofErr w:type="spellStart"/>
-      <w:r>
-        <w:rPr>
-          <w:rFonts w:ascii="Arial" w:hAnsi="Arial" w:cs="Arial"/>
-        </w:rPr>
-        <w:t>address_address</w:t>
-      </w:r>
-      <w:proofErr w:type="spellEnd"/>
-      <w:r>
-        <w:rPr>
-          <w:rFonts w:ascii="Arial" w:hAnsi="Arial" w:cs="Arial"/>
-        </w:rPr>
-        <w:t>') ~ " " ~ court_list.get_court_info_by_2([</w:t>
-      </w:r>
-      <w:proofErr w:type="spellStart"/>
-      <w:r>
-        <w:rPr>
-          <w:rFonts w:ascii="Arial" w:hAnsi="Arial" w:cs="Arial"/>
-        </w:rPr>
-        <w:t>case.county</w:t>
-      </w:r>
-      <w:proofErr w:type="spellEnd"/>
-      <w:r>
-        <w:rPr>
-          <w:rFonts w:ascii="Arial" w:hAnsi="Arial" w:cs="Arial"/>
-        </w:rPr>
-        <w:t>], ['circuit'], column_1='</w:t>
-      </w:r>
-      <w:proofErr w:type="spellStart"/>
-      <w:r>
-        <w:rPr>
-          <w:rFonts w:ascii="Arial" w:hAnsi="Arial" w:cs="Arial"/>
-        </w:rPr>
-        <w:t>address_county</w:t>
-      </w:r>
-      <w:proofErr w:type="spellEnd"/>
-      <w:r>
-        <w:rPr>
-          <w:rFonts w:ascii="Arial" w:hAnsi="Arial" w:cs="Arial"/>
-        </w:rPr>
-        <w:t xml:space="preserve">', column_2='type', </w:t>
-      </w:r>
-      <w:proofErr w:type="spellStart"/>
-      <w:r>
-        <w:rPr>
-          <w:rFonts w:ascii="Arial" w:hAnsi="Arial" w:cs="Arial"/>
-        </w:rPr>
-        <w:t>return_column</w:t>
-      </w:r>
-      <w:proofErr w:type="spellEnd"/>
-      <w:r>
-        <w:rPr>
-          <w:rFonts w:ascii="Arial" w:hAnsi="Arial" w:cs="Arial"/>
-        </w:rPr>
-        <w:t>='</w:t>
-      </w:r>
-      <w:proofErr w:type="spellStart"/>
-      <w:r>
-        <w:rPr>
-          <w:rFonts w:ascii="Arial" w:hAnsi="Arial" w:cs="Arial"/>
-        </w:rPr>
-        <w:t>address_unit</w:t>
-      </w:r>
-      <w:proofErr w:type="spellEnd"/>
-      <w:r>
-        <w:rPr>
-          <w:rFonts w:ascii="Arial" w:hAnsi="Arial" w:cs="Arial"/>
-        </w:rPr>
-        <w:t>') ~ ", " ~ court_list.get_court_info_by_2([</w:t>
-      </w:r>
-      <w:proofErr w:type="spellStart"/>
-      <w:r>
-        <w:rPr>
-          <w:rFonts w:ascii="Arial" w:hAnsi="Arial" w:cs="Arial"/>
-        </w:rPr>
-        <w:t>case.county</w:t>
-      </w:r>
-      <w:proofErr w:type="spellEnd"/>
-      <w:r>
-        <w:rPr>
-          <w:rFonts w:ascii="Arial" w:hAnsi="Arial" w:cs="Arial"/>
-        </w:rPr>
-        <w:t>], ['circuit'], column_1='</w:t>
-      </w:r>
-      <w:proofErr w:type="spellStart"/>
-      <w:r>
-        <w:rPr>
-          <w:rFonts w:ascii="Arial" w:hAnsi="Arial" w:cs="Arial"/>
-        </w:rPr>
-        <w:t>address_county</w:t>
-      </w:r>
-      <w:proofErr w:type="spellEnd"/>
-      <w:r>
-        <w:rPr>
-          <w:rFonts w:ascii="Arial" w:hAnsi="Arial" w:cs="Arial"/>
-        </w:rPr>
-        <w:t xml:space="preserve">', column_2='type', </w:t>
-      </w:r>
-      <w:proofErr w:type="spellStart"/>
-      <w:r>
-        <w:rPr>
-          <w:rFonts w:ascii="Arial" w:hAnsi="Arial" w:cs="Arial"/>
-        </w:rPr>
-        <w:t>return_column</w:t>
-      </w:r>
-      <w:proofErr w:type="spellEnd"/>
-      <w:r>
-        <w:rPr>
-          <w:rFonts w:ascii="Arial" w:hAnsi="Arial" w:cs="Arial"/>
-        </w:rPr>
-        <w:t>='CSZ') }};</w:t>
-      </w:r>
-      <w:r>
-        <w:rPr>
-          <w:rFonts w:ascii="Arial" w:hAnsi="Arial" w:cs="Arial"/>
-        </w:rPr>
-        <w:t xml:space="preserve">{% endif %}{% </w:t>
-      </w:r>
-      <w:proofErr w:type="spellStart"/>
-      <w:r>
-        <w:rPr>
-          <w:rFonts w:ascii="Arial" w:hAnsi="Arial" w:cs="Arial"/>
-        </w:rPr>
-        <w:t>elif</w:t>
-      </w:r>
-      <w:proofErr w:type="spellEnd"/>
-      <w:r>
-        <w:rPr>
-          <w:rFonts w:ascii="Arial" w:hAnsi="Arial" w:cs="Arial"/>
-        </w:rPr>
-        <w:t xml:space="preserve"> </w:t>
-      </w:r>
-      <w:proofErr w:type="spellStart"/>
-      <w:r>
-        <w:rPr>
-          <w:rFonts w:ascii="Arial" w:hAnsi="Arial" w:cs="Arial"/>
-        </w:rPr>
-        <w:t>case.</w:t>
-      </w:r>
-      <w:r>
-        <w:rPr>
-          <w:rFonts w:ascii="Arial" w:hAnsi="Arial" w:cs="Arial"/>
-        </w:rPr>
-        <w:t>state</w:t>
-      </w:r>
-      <w:proofErr w:type="spellEnd"/>
-      <w:r>
-        <w:rPr>
-          <w:rFonts w:ascii="Arial" w:hAnsi="Arial" w:cs="Arial"/>
-        </w:rPr>
-        <w:t xml:space="preserve"> </w:t>
-      </w:r>
-      <w:r>
-        <w:rPr>
-          <w:rFonts w:ascii="Arial" w:hAnsi="Arial" w:cs="Arial"/>
-        </w:rPr>
-        <w:t>!</w:t>
-      </w:r>
-      <w:r>
-        <w:rPr>
-          <w:rFonts w:ascii="Arial" w:hAnsi="Arial" w:cs="Arial"/>
-        </w:rPr>
-        <w:t>= "</w:t>
-      </w:r>
-      <w:r>
-        <w:rPr>
-          <w:rFonts w:ascii="Arial" w:hAnsi="Arial" w:cs="Arial"/>
-        </w:rPr>
-        <w:t>MI</w:t>
-      </w:r>
-      <w:r>
-        <w:rPr>
-          <w:rFonts w:ascii="Arial" w:hAnsi="Arial" w:cs="Arial"/>
-        </w:rPr>
-        <w:t xml:space="preserve">" </w:t>
-      </w:r>
-      <w:r>
-        <w:rPr>
-          <w:rFonts w:ascii="Arial" w:hAnsi="Arial" w:cs="Arial"/>
-        </w:rPr>
-        <w:t xml:space="preserve"> %}{{ </w:t>
-      </w:r>
-      <w:proofErr w:type="spellStart"/>
-      <w:r>
-        <w:rPr>
-          <w:rFonts w:ascii="Arial" w:hAnsi="Arial" w:cs="Arial"/>
-        </w:rPr>
-        <w:t>case.address</w:t>
-      </w:r>
-      <w:proofErr w:type="spellEnd"/>
-      <w:r>
-        <w:rPr>
-          <w:rFonts w:ascii="Arial" w:hAnsi="Arial" w:cs="Arial"/>
-        </w:rPr>
-        <w:t xml:space="preserve"> }};{% endif %}{% </w:t>
-      </w:r>
-      <w:proofErr w:type="spellStart"/>
-      <w:r>
-        <w:rPr>
-          <w:rFonts w:ascii="Arial" w:hAnsi="Arial" w:cs="Arial"/>
-        </w:rPr>
-        <w:t>elif</w:t>
-      </w:r>
-      <w:proofErr w:type="spellEnd"/>
-      <w:r>
-        <w:rPr>
-          <w:rFonts w:ascii="Arial" w:hAnsi="Arial" w:cs="Arial"/>
-        </w:rPr>
-        <w:t xml:space="preserve"> </w:t>
-      </w:r>
-      <w:proofErr w:type="spellStart"/>
-      <w:r>
-        <w:rPr>
-          <w:rFonts w:ascii="Arial" w:hAnsi="Arial" w:cs="Arial"/>
-        </w:rPr>
-        <w:t>case.country</w:t>
-      </w:r>
-      <w:proofErr w:type="spellEnd"/>
-      <w:r>
-        <w:rPr>
-          <w:rFonts w:ascii="Arial" w:hAnsi="Arial" w:cs="Arial"/>
-        </w:rPr>
-        <w:t xml:space="preserve"> </w:t>
-      </w:r>
-      <w:r>
-        <w:rPr>
-          <w:rFonts w:ascii="Arial" w:hAnsi="Arial" w:cs="Arial"/>
-        </w:rPr>
-        <w:t>!</w:t>
-      </w:r>
-      <w:r>
-        <w:rPr>
-          <w:rFonts w:ascii="Arial" w:hAnsi="Arial" w:cs="Arial"/>
-        </w:rPr>
-        <w:t>= "US"</w:t>
-      </w:r>
-      <w:r>
-        <w:rPr>
-          <w:rFonts w:ascii="Arial" w:hAnsi="Arial" w:cs="Arial"/>
-        </w:rPr>
-        <w:t xml:space="preserve"> %}{{ </w:t>
-      </w:r>
-      <w:proofErr w:type="spellStart"/>
-      <w:r>
-        <w:rPr>
-          <w:rFonts w:ascii="Arial" w:hAnsi="Arial" w:cs="Arial"/>
-        </w:rPr>
-        <w:t>case.address</w:t>
-      </w:r>
-      <w:proofErr w:type="spellEnd"/>
-      <w:r>
-        <w:rPr>
-          <w:rFonts w:ascii="Arial" w:hAnsi="Arial" w:cs="Arial"/>
-        </w:rPr>
-        <w:t xml:space="preserve"> }}, {{ </w:t>
-      </w:r>
-      <w:proofErr w:type="spellStart"/>
-      <w:r>
-        <w:rPr>
-          <w:rFonts w:ascii="Arial" w:hAnsi="Arial" w:cs="Arial"/>
-        </w:rPr>
-        <w:t>case.foreign_admin_unit</w:t>
-      </w:r>
-      <w:proofErr w:type="spellEnd"/>
-      <w:r>
-        <w:rPr>
-          <w:rFonts w:ascii="Arial" w:hAnsi="Arial" w:cs="Arial"/>
-        </w:rPr>
-        <w:t xml:space="preserve"> }}, {{ </w:t>
-      </w:r>
-      <w:proofErr w:type="spellStart"/>
-      <w:r>
-        <w:rPr>
-          <w:rFonts w:ascii="Arial" w:hAnsi="Arial" w:cs="Arial"/>
-        </w:rPr>
-        <w:t>country_name</w:t>
-      </w:r>
-      <w:proofErr w:type="spellEnd"/>
-      <w:r>
-        <w:rPr>
-          <w:rFonts w:ascii="Arial" w:hAnsi="Arial" w:cs="Arial"/>
-        </w:rPr>
-        <w:t>(</w:t>
-      </w:r>
-      <w:proofErr w:type="spellStart"/>
-      <w:r>
-        <w:rPr>
-          <w:rFonts w:ascii="Arial" w:hAnsi="Arial" w:cs="Arial"/>
-        </w:rPr>
-        <w:t>case.country</w:t>
-      </w:r>
-      <w:proofErr w:type="spellEnd"/>
-      <w:r>
-        <w:rPr>
-          <w:rFonts w:ascii="Arial" w:hAnsi="Arial" w:cs="Arial"/>
-        </w:rPr>
-        <w:t xml:space="preserve">) }};{% endif %} </w:t>
-      </w:r>
-      <w:r>
-        <w:rPr>
-          <w:rFonts w:ascii="Arial" w:hAnsi="Arial" w:cs="Arial"/>
-        </w:rPr>
-        <w:t xml:space="preserve">Nature: {{ </w:t>
-      </w:r>
-      <w:proofErr w:type="spellStart"/>
-      <w:r>
-        <w:rPr>
-          <w:rFonts w:ascii="Arial" w:hAnsi="Arial" w:cs="Arial"/>
-        </w:rPr>
-        <w:t>prior_family_case_types_ordered</w:t>
-      </w:r>
-      <w:proofErr w:type="spellEnd"/>
-      <w:r>
-        <w:rPr>
-          <w:rFonts w:ascii="Arial" w:hAnsi="Arial" w:cs="Arial"/>
-        </w:rPr>
-        <w:t>[</w:t>
-      </w:r>
-      <w:proofErr w:type="spellStart"/>
-      <w:r>
-        <w:rPr>
-          <w:rFonts w:ascii="Arial" w:hAnsi="Arial" w:cs="Arial"/>
-        </w:rPr>
-        <w:t>case.type</w:t>
-      </w:r>
-      <w:proofErr w:type="spellEnd"/>
-      <w:r>
-        <w:rPr>
-          <w:rFonts w:ascii="Arial" w:hAnsi="Arial" w:cs="Arial"/>
-        </w:rPr>
-        <w:t>] }}</w:t>
-      </w:r>
-      <w:r>
-        <w:rPr>
-          <w:rFonts w:ascii="Arial" w:hAnsi="Arial" w:cs="Arial"/>
-        </w:rPr>
-        <w:t xml:space="preserve">{% if </w:t>
-      </w:r>
-      <w:r>
-        <w:rPr>
-          <w:rFonts w:ascii="Arial" w:hAnsi="Arial" w:cs="Arial"/>
-        </w:rPr>
-        <w:t>(</w:t>
-      </w:r>
-      <w:proofErr w:type="spellStart"/>
-      <w:r>
-        <w:rPr>
-          <w:rFonts w:ascii="Arial" w:hAnsi="Arial" w:cs="Arial"/>
-        </w:rPr>
-        <w:t>case.type</w:t>
-      </w:r>
-      <w:proofErr w:type="spellEnd"/>
-      <w:r>
-        <w:rPr>
-          <w:rFonts w:ascii="Arial" w:hAnsi="Arial" w:cs="Arial"/>
-        </w:rPr>
-        <w:t xml:space="preserve"> == "</w:t>
-      </w:r>
-      <w:proofErr w:type="spellStart"/>
-      <w:r>
-        <w:rPr>
-          <w:rFonts w:ascii="Arial" w:hAnsi="Arial" w:cs="Arial"/>
-        </w:rPr>
-        <w:t>separate_maintenance</w:t>
-      </w:r>
-      <w:proofErr w:type="spellEnd"/>
-      <w:r>
-        <w:rPr>
-          <w:rFonts w:ascii="Arial" w:hAnsi="Arial" w:cs="Arial"/>
-        </w:rPr>
-        <w:t xml:space="preserve">" and </w:t>
-      </w:r>
-      <w:proofErr w:type="spellStart"/>
-      <w:r>
-        <w:rPr>
-          <w:rFonts w:ascii="Arial" w:hAnsi="Arial" w:cs="Arial"/>
-        </w:rPr>
-        <w:t>case.involved_custody_pt_support</w:t>
-      </w:r>
-      <w:proofErr w:type="spellEnd"/>
-      <w:r>
-        <w:rPr>
-          <w:rFonts w:ascii="Arial" w:hAnsi="Arial" w:cs="Arial"/>
-        </w:rPr>
-        <w:t xml:space="preserve"> and </w:t>
-      </w:r>
-      <w:proofErr w:type="spellStart"/>
-      <w:r>
-        <w:rPr>
-          <w:rFonts w:ascii="Arial" w:hAnsi="Arial" w:cs="Arial"/>
-        </w:rPr>
-        <w:t>case.included_custody_PT_order</w:t>
-      </w:r>
-      <w:proofErr w:type="spellEnd"/>
-      <w:r>
-        <w:rPr>
-          <w:rFonts w:ascii="Arial" w:hAnsi="Arial" w:cs="Arial"/>
-        </w:rPr>
-        <w:t>) or (</w:t>
-      </w:r>
-      <w:proofErr w:type="spellStart"/>
-      <w:r>
-        <w:rPr>
-          <w:rFonts w:ascii="Arial" w:hAnsi="Arial" w:cs="Arial"/>
-        </w:rPr>
-        <w:t>case.type</w:t>
-      </w:r>
-      <w:proofErr w:type="spellEnd"/>
-      <w:r>
-        <w:rPr>
-          <w:rFonts w:ascii="Arial" w:hAnsi="Arial" w:cs="Arial"/>
-        </w:rPr>
-        <w:t xml:space="preserve"> != "</w:t>
-      </w:r>
-      <w:proofErr w:type="spellStart"/>
-      <w:r>
-        <w:rPr>
-          <w:rFonts w:ascii="Arial" w:hAnsi="Arial" w:cs="Arial"/>
-        </w:rPr>
-        <w:t>separate_maintenance</w:t>
-      </w:r>
-      <w:proofErr w:type="spellEnd"/>
-      <w:r>
-        <w:rPr>
-          <w:rFonts w:ascii="Arial" w:hAnsi="Arial" w:cs="Arial"/>
-        </w:rPr>
-        <w:t xml:space="preserve">" and </w:t>
-      </w:r>
-      <w:proofErr w:type="spellStart"/>
-      <w:r>
-        <w:rPr>
-          <w:rFonts w:ascii="Arial" w:hAnsi="Arial" w:cs="Arial"/>
-        </w:rPr>
-        <w:t>case.included_custody_PT_order</w:t>
-      </w:r>
-      <w:proofErr w:type="spellEnd"/>
-      <w:r>
-        <w:rPr>
-          <w:rFonts w:ascii="Arial" w:hAnsi="Arial" w:cs="Arial"/>
-        </w:rPr>
-        <w:t>)</w:t>
+      <w:r>
+        <w:rPr>
+          <w:rFonts w:ascii="Arial" w:hAnsi="Arial" w:cs="Arial"/>
+        </w:rPr>
+        <w:t>(case.type == "separate_maintenance" and case.involved_custody_pt_support and case.included_custody_PT_order) or (case.type != "separate_maintenance" and case.included_custody_PT_order)</w:t>
       </w:r>
       <w:r>
         <w:rPr>
@@ -2550,47 +1124,11 @@
         </w:rPr>
         <w:t xml:space="preserve">; Order date: {{ </w:t>
       </w:r>
-      <w:proofErr w:type="spellStart"/>
-      <w:r>
-        <w:rPr>
-          <w:rFonts w:ascii="Arial" w:hAnsi="Arial" w:cs="Arial"/>
-        </w:rPr>
-        <w:t>format_date</w:t>
-      </w:r>
-      <w:proofErr w:type="spellEnd"/>
-      <w:r>
-        <w:rPr>
-          <w:rFonts w:ascii="Arial" w:hAnsi="Arial" w:cs="Arial"/>
-        </w:rPr>
-        <w:t>(</w:t>
-      </w:r>
-      <w:proofErr w:type="spellStart"/>
-      <w:r>
-        <w:rPr>
-          <w:rFonts w:ascii="Arial" w:hAnsi="Arial" w:cs="Arial"/>
-        </w:rPr>
-        <w:t>case.custody_PT_order_date</w:t>
-      </w:r>
-      <w:proofErr w:type="spellEnd"/>
-      <w:r>
-        <w:rPr>
-          <w:rFonts w:ascii="Arial" w:hAnsi="Arial" w:cs="Arial"/>
-        </w:rPr>
-        <w:t>, format='M/d/</w:t>
-      </w:r>
-      <w:proofErr w:type="spellStart"/>
-      <w:r>
-        <w:rPr>
-          <w:rFonts w:ascii="Arial" w:hAnsi="Arial" w:cs="Arial"/>
-        </w:rPr>
-        <w:t>yyyy</w:t>
-      </w:r>
-      <w:proofErr w:type="spellEnd"/>
-      <w:r>
-        <w:rPr>
-          <w:rFonts w:ascii="Arial" w:hAnsi="Arial" w:cs="Arial"/>
-        </w:rPr>
-        <w:t>')</w:t>
+      <w:r>
+        <w:rPr>
+          <w:rFonts w:ascii="Arial" w:hAnsi="Arial" w:cs="Arial"/>
+        </w:rPr>
+        <w:t>format_date(case.custody_PT_order_date, format='M/d/yyyy')</w:t>
       </w:r>
       <w:r>
         <w:rPr>
@@ -2608,21 +1146,7 @@
         <w:rPr>
           <w:rFonts w:ascii="Arial" w:hAnsi="Arial" w:cs="Arial"/>
         </w:rPr>
-        <w:t xml:space="preserve">{{ "; This proceeding is continuing." if </w:t>
-      </w:r>
-      <w:proofErr w:type="spellStart"/>
-      <w:r>
-        <w:rPr>
-          <w:rFonts w:ascii="Arial" w:hAnsi="Arial" w:cs="Arial"/>
-        </w:rPr>
-        <w:t>case.status</w:t>
-      </w:r>
-      <w:proofErr w:type="spellEnd"/>
-      <w:r>
-        <w:rPr>
-          <w:rFonts w:ascii="Arial" w:hAnsi="Arial" w:cs="Arial"/>
-        </w:rPr>
-        <w:t xml:space="preserve"> == "pending" else "; This proceeding has been stayed by the court." }}</w:t>
+        <w:t>{{ "; This proceeding is continuing." if case.status == "pending" else "; This proceeding has been stayed by the court." }}</w:t>
       </w:r>
     </w:p>
     <w:p>
@@ -2680,23 +1204,7 @@
           <w:rFonts w:ascii="Arial" w:hAnsi="Arial" w:cs="Arial"/>
           <w:highlight w:val="magenta"/>
         </w:rPr>
-        <w:t xml:space="preserve"> </w:t>
-      </w:r>
-      <w:proofErr w:type="spellStart"/>
-      <w:r>
-        <w:rPr>
-          <w:rFonts w:ascii="Arial" w:hAnsi="Arial" w:cs="Arial"/>
-          <w:highlight w:val="magenta"/>
-        </w:rPr>
-        <w:t>endfor</w:t>
-      </w:r>
-      <w:proofErr w:type="spellEnd"/>
-      <w:r>
-        <w:rPr>
-          <w:rFonts w:ascii="Arial" w:hAnsi="Arial" w:cs="Arial"/>
-          <w:highlight w:val="magenta"/>
-        </w:rPr>
-        <w:t xml:space="preserve"> %}</w:t>
+        <w:t xml:space="preserve"> endfor %}</w:t>
       </w:r>
     </w:p>
     <w:p>
@@ -2731,7 +1239,6 @@
           <w:highlight w:val="yellow"/>
         </w:rPr>
       </w:pPr>
-      <w:proofErr w:type="gramStart"/>
       <w:r>
         <w:rPr>
           <w:rFonts w:ascii="Arial" w:hAnsi="Arial" w:cs="Arial"/>
@@ -2739,65 +1246,12 @@
         </w:rPr>
         <w:t>{%p if</w:t>
       </w:r>
-      <w:proofErr w:type="gramEnd"/>
-      <w:r>
-        <w:rPr>
-          <w:rFonts w:ascii="Arial" w:hAnsi="Arial" w:cs="Arial"/>
-        </w:rPr>
-        <w:t xml:space="preserve"> not </w:t>
-      </w:r>
-      <w:proofErr w:type="spellStart"/>
-      <w:r>
-        <w:rPr>
-          <w:rFonts w:ascii="Arial" w:hAnsi="Arial" w:cs="Arial"/>
-        </w:rPr>
-        <w:t>MI_home_state_all_kids</w:t>
-      </w:r>
-      <w:proofErr w:type="spellEnd"/>
-      <w:r>
-        <w:rPr>
-          <w:rFonts w:ascii="Arial" w:hAnsi="Arial" w:cs="Arial"/>
-        </w:rPr>
-        <w:t xml:space="preserve"> and </w:t>
-      </w:r>
-      <w:proofErr w:type="spellStart"/>
-      <w:proofErr w:type="gramStart"/>
-      <w:r>
-        <w:rPr>
-          <w:rFonts w:ascii="Arial" w:hAnsi="Arial" w:cs="Arial"/>
-        </w:rPr>
-        <w:t>children.filter</w:t>
-      </w:r>
-      <w:proofErr w:type="spellEnd"/>
-      <w:proofErr w:type="gramEnd"/>
-      <w:r>
-        <w:rPr>
-          <w:rFonts w:ascii="Arial" w:hAnsi="Arial" w:cs="Arial"/>
-        </w:rPr>
-        <w:t>(</w:t>
-      </w:r>
-      <w:proofErr w:type="spellStart"/>
-      <w:r>
-        <w:rPr>
-          <w:rFonts w:ascii="Arial" w:hAnsi="Arial" w:cs="Arial"/>
-        </w:rPr>
-        <w:t>legal_parent</w:t>
-      </w:r>
-      <w:proofErr w:type="spellEnd"/>
-      <w:r>
-        <w:rPr>
-          <w:rFonts w:ascii="Arial" w:hAnsi="Arial" w:cs="Arial"/>
-        </w:rPr>
-        <w:t xml:space="preserve">='both') | length &gt; </w:t>
-      </w:r>
-      <w:proofErr w:type="gramStart"/>
-      <w:r>
-        <w:rPr>
-          <w:rFonts w:ascii="Arial" w:hAnsi="Arial" w:cs="Arial"/>
-        </w:rPr>
-        <w:t>1 %}</w:t>
-      </w:r>
-      <w:proofErr w:type="gramEnd"/>
+      <w:r>
+        <w:rPr>
+          <w:rFonts w:ascii="Arial" w:hAnsi="Arial" w:cs="Arial"/>
+        </w:rPr>
+        <w:t xml:space="preserve"> not MI_home_state_all_kids and children.filter(legal_parent='both') | length &gt; 1 %}</w:t>
+      </w:r>
     </w:p>
     <w:p>
       <w:pPr>
@@ -2844,44 +1298,18 @@
         </w:rPr>
         <w:t xml:space="preserve">child in </w:t>
       </w:r>
-      <w:proofErr w:type="spellStart"/>
-      <w:proofErr w:type="gramStart"/>
-      <w:r>
-        <w:rPr>
-          <w:rFonts w:ascii="Arial" w:hAnsi="Arial" w:cs="Arial"/>
-        </w:rPr>
-        <w:t>children.filter</w:t>
-      </w:r>
-      <w:proofErr w:type="spellEnd"/>
-      <w:proofErr w:type="gramEnd"/>
-      <w:r>
-        <w:rPr>
-          <w:rFonts w:ascii="Arial" w:hAnsi="Arial" w:cs="Arial"/>
-        </w:rPr>
-        <w:t>(</w:t>
-      </w:r>
-      <w:proofErr w:type="spellStart"/>
-      <w:r>
-        <w:rPr>
-          <w:rFonts w:ascii="Arial" w:hAnsi="Arial" w:cs="Arial"/>
-        </w:rPr>
-        <w:t>legal_parent</w:t>
-      </w:r>
-      <w:proofErr w:type="spellEnd"/>
-      <w:r>
-        <w:rPr>
-          <w:rFonts w:ascii="Arial" w:hAnsi="Arial" w:cs="Arial"/>
-        </w:rPr>
-        <w:t>='both'</w:t>
-      </w:r>
-      <w:proofErr w:type="gramStart"/>
+      <w:r>
+        <w:rPr>
+          <w:rFonts w:ascii="Arial" w:hAnsi="Arial" w:cs="Arial"/>
+        </w:rPr>
+        <w:t>children.filter(legal_parent='both'</w:t>
+      </w:r>
       <w:r>
         <w:rPr>
           <w:rFonts w:ascii="Arial" w:hAnsi="Arial" w:cs="Arial"/>
         </w:rPr>
         <w:t>) %}</w:t>
       </w:r>
-      <w:proofErr w:type="gramEnd"/>
     </w:p>
     <w:p>
       <w:pPr>
@@ -2899,360 +1327,37 @@
         <w:rPr>
           <w:rFonts w:ascii="Arial" w:hAnsi="Arial" w:cs="Arial"/>
         </w:rPr>
-        <w:t xml:space="preserve">{% if </w:t>
-      </w:r>
-      <w:proofErr w:type="spellStart"/>
-      <w:proofErr w:type="gramStart"/>
-      <w:r>
-        <w:rPr>
-          <w:rFonts w:ascii="Arial" w:hAnsi="Arial" w:cs="Arial"/>
-        </w:rPr>
-        <w:t>child.home</w:t>
-      </w:r>
-      <w:proofErr w:type="gramEnd"/>
-      <w:r>
-        <w:rPr>
-          <w:rFonts w:ascii="Arial" w:hAnsi="Arial" w:cs="Arial"/>
-        </w:rPr>
-        <w:t>_state</w:t>
-      </w:r>
-      <w:proofErr w:type="spellEnd"/>
-      <w:r>
-        <w:rPr>
-          <w:rFonts w:ascii="Arial" w:hAnsi="Arial" w:cs="Arial"/>
-        </w:rPr>
-        <w:t xml:space="preserve"> == "none" and </w:t>
-      </w:r>
-      <w:proofErr w:type="spellStart"/>
-      <w:r>
-        <w:rPr>
-          <w:rFonts w:ascii="Arial" w:hAnsi="Arial" w:cs="Arial"/>
-        </w:rPr>
-        <w:t>child.MI_jurisdiction</w:t>
-      </w:r>
-      <w:proofErr w:type="spellEnd"/>
+        <w:t>{% if child.home_state == "none" and child.MI_jurisdiction %}</w:t>
+      </w:r>
+      <w:r>
+        <w:rPr>
+          <w:rFonts w:ascii="Arial" w:hAnsi="Arial" w:cs="Arial"/>
+        </w:rPr>
+        <w:t xml:space="preserve">None for {{ child }}. However, Michigan has jurisdiction because {{ child }} lived 6 months in MI ending within the last 6 months. MCL 722.1201(1)(a).{% </w:t>
+      </w:r>
+      <w:r>
+        <w:rPr>
+          <w:rFonts w:ascii="Arial" w:hAnsi="Arial" w:cs="Arial"/>
+        </w:rPr>
+        <w:t xml:space="preserve">elif </w:t>
+      </w:r>
+      <w:r>
+        <w:rPr>
+          <w:rFonts w:ascii="Arial" w:hAnsi="Arial" w:cs="Arial"/>
+        </w:rPr>
+        <w:t>child.currently_resides_in_type == "Michigan" and not child.current_residence_is_home_state</w:t>
+      </w:r>
       <w:r>
         <w:rPr>
           <w:rFonts w:ascii="Arial" w:hAnsi="Arial" w:cs="Arial"/>
         </w:rPr>
         <w:t xml:space="preserve"> </w:t>
       </w:r>
-      <w:proofErr w:type="gramStart"/>
-      <w:r>
-        <w:rPr>
-          <w:rFonts w:ascii="Arial" w:hAnsi="Arial" w:cs="Arial"/>
-        </w:rPr>
-        <w:t>%}</w:t>
-      </w:r>
-      <w:r>
-        <w:rPr>
-          <w:rFonts w:ascii="Arial" w:hAnsi="Arial" w:cs="Arial"/>
-        </w:rPr>
-        <w:t>None</w:t>
-      </w:r>
-      <w:proofErr w:type="gramEnd"/>
-      <w:r>
-        <w:rPr>
-          <w:rFonts w:ascii="Arial" w:hAnsi="Arial" w:cs="Arial"/>
-        </w:rPr>
-        <w:t xml:space="preserve"> for </w:t>
-      </w:r>
-      <w:proofErr w:type="gramStart"/>
-      <w:r>
-        <w:rPr>
-          <w:rFonts w:ascii="Arial" w:hAnsi="Arial" w:cs="Arial"/>
-        </w:rPr>
-        <w:t>{{ child</w:t>
-      </w:r>
-      <w:proofErr w:type="gramEnd"/>
-      <w:r>
-        <w:rPr>
-          <w:rFonts w:ascii="Arial" w:hAnsi="Arial" w:cs="Arial"/>
-        </w:rPr>
-        <w:t xml:space="preserve"> }}. However, Michigan has jurisdiction because </w:t>
-      </w:r>
-      <w:proofErr w:type="gramStart"/>
-      <w:r>
-        <w:rPr>
-          <w:rFonts w:ascii="Arial" w:hAnsi="Arial" w:cs="Arial"/>
-        </w:rPr>
-        <w:t>{{ child</w:t>
-      </w:r>
-      <w:proofErr w:type="gramEnd"/>
-      <w:r>
-        <w:rPr>
-          <w:rFonts w:ascii="Arial" w:hAnsi="Arial" w:cs="Arial"/>
-        </w:rPr>
-        <w:t xml:space="preserve"> }} lived 6 months in MI ending within the last 6 months. MCL 722.1201(1)(a</w:t>
-      </w:r>
-      <w:proofErr w:type="gramStart"/>
-      <w:r>
-        <w:rPr>
-          <w:rFonts w:ascii="Arial" w:hAnsi="Arial" w:cs="Arial"/>
-        </w:rPr>
-        <w:t>).{</w:t>
-      </w:r>
-      <w:proofErr w:type="gramEnd"/>
-      <w:r>
-        <w:rPr>
-          <w:rFonts w:ascii="Arial" w:hAnsi="Arial" w:cs="Arial"/>
-        </w:rPr>
-        <w:t xml:space="preserve">% </w:t>
-      </w:r>
-      <w:proofErr w:type="spellStart"/>
-      <w:r>
-        <w:rPr>
-          <w:rFonts w:ascii="Arial" w:hAnsi="Arial" w:cs="Arial"/>
-        </w:rPr>
-        <w:t>elif</w:t>
-      </w:r>
-      <w:proofErr w:type="spellEnd"/>
-      <w:r>
-        <w:rPr>
-          <w:rFonts w:ascii="Arial" w:hAnsi="Arial" w:cs="Arial"/>
-        </w:rPr>
-        <w:t xml:space="preserve"> </w:t>
-      </w:r>
-      <w:proofErr w:type="spellStart"/>
-      <w:proofErr w:type="gramStart"/>
-      <w:r>
-        <w:rPr>
-          <w:rFonts w:ascii="Arial" w:hAnsi="Arial" w:cs="Arial"/>
-        </w:rPr>
-        <w:t>child.currently</w:t>
-      </w:r>
-      <w:proofErr w:type="gramEnd"/>
-      <w:r>
-        <w:rPr>
-          <w:rFonts w:ascii="Arial" w:hAnsi="Arial" w:cs="Arial"/>
-        </w:rPr>
-        <w:t>_resides_in_type</w:t>
-      </w:r>
-      <w:proofErr w:type="spellEnd"/>
-      <w:r>
-        <w:rPr>
-          <w:rFonts w:ascii="Arial" w:hAnsi="Arial" w:cs="Arial"/>
-        </w:rPr>
-        <w:t xml:space="preserve"> == "Michigan" and not </w:t>
-      </w:r>
-      <w:proofErr w:type="spellStart"/>
-      <w:proofErr w:type="gramStart"/>
-      <w:r>
-        <w:rPr>
-          <w:rFonts w:ascii="Arial" w:hAnsi="Arial" w:cs="Arial"/>
-        </w:rPr>
-        <w:t>child.current</w:t>
-      </w:r>
-      <w:proofErr w:type="gramEnd"/>
-      <w:r>
-        <w:rPr>
-          <w:rFonts w:ascii="Arial" w:hAnsi="Arial" w:cs="Arial"/>
-        </w:rPr>
-        <w:t>_residence_is_home_state</w:t>
-      </w:r>
-      <w:proofErr w:type="spellEnd"/>
-      <w:r>
-        <w:rPr>
-          <w:rFonts w:ascii="Arial" w:hAnsi="Arial" w:cs="Arial"/>
-        </w:rPr>
-        <w:t xml:space="preserve"> </w:t>
-      </w:r>
-      <w:proofErr w:type="gramStart"/>
-      <w:r>
-        <w:rPr>
-          <w:rFonts w:ascii="Arial" w:hAnsi="Arial" w:cs="Arial"/>
-        </w:rPr>
-        <w:t>%}None</w:t>
-      </w:r>
-      <w:proofErr w:type="gramEnd"/>
-      <w:r>
-        <w:rPr>
-          <w:rFonts w:ascii="Arial" w:hAnsi="Arial" w:cs="Arial"/>
-        </w:rPr>
-        <w:t xml:space="preserve"> for </w:t>
-      </w:r>
-      <w:proofErr w:type="gramStart"/>
-      <w:r>
-        <w:rPr>
-          <w:rFonts w:ascii="Arial" w:hAnsi="Arial" w:cs="Arial"/>
-        </w:rPr>
-        <w:t>{{ child</w:t>
-      </w:r>
-      <w:proofErr w:type="gramEnd"/>
-      <w:r>
-        <w:rPr>
-          <w:rFonts w:ascii="Arial" w:hAnsi="Arial" w:cs="Arial"/>
-        </w:rPr>
-        <w:t xml:space="preserve"> }}. The child moved to Michigan within the last six </w:t>
-      </w:r>
-      <w:proofErr w:type="gramStart"/>
-      <w:r>
-        <w:rPr>
-          <w:rFonts w:ascii="Arial" w:hAnsi="Arial" w:cs="Arial"/>
-        </w:rPr>
-        <w:t>months.{</w:t>
-      </w:r>
-      <w:proofErr w:type="gramEnd"/>
-      <w:r>
-        <w:rPr>
-          <w:rFonts w:ascii="Arial" w:hAnsi="Arial" w:cs="Arial"/>
-        </w:rPr>
-        <w:t xml:space="preserve">% </w:t>
-      </w:r>
-      <w:proofErr w:type="spellStart"/>
-      <w:r>
-        <w:rPr>
-          <w:rFonts w:ascii="Arial" w:hAnsi="Arial" w:cs="Arial"/>
-        </w:rPr>
-        <w:t>elif</w:t>
-      </w:r>
-      <w:proofErr w:type="spellEnd"/>
-      <w:r>
-        <w:rPr>
-          <w:rFonts w:ascii="Arial" w:hAnsi="Arial" w:cs="Arial"/>
-        </w:rPr>
-        <w:t xml:space="preserve"> </w:t>
-      </w:r>
-      <w:proofErr w:type="spellStart"/>
-      <w:proofErr w:type="gramStart"/>
-      <w:r>
-        <w:rPr>
-          <w:rFonts w:ascii="Arial" w:hAnsi="Arial" w:cs="Arial"/>
-        </w:rPr>
-        <w:t>child.home</w:t>
-      </w:r>
-      <w:proofErr w:type="gramEnd"/>
-      <w:r>
-        <w:rPr>
-          <w:rFonts w:ascii="Arial" w:hAnsi="Arial" w:cs="Arial"/>
-        </w:rPr>
-        <w:t>_state</w:t>
-      </w:r>
-      <w:proofErr w:type="spellEnd"/>
-      <w:r>
-        <w:rPr>
-          <w:rFonts w:ascii="Arial" w:hAnsi="Arial" w:cs="Arial"/>
-        </w:rPr>
-        <w:t xml:space="preserve"> == "none" and not </w:t>
-      </w:r>
-      <w:proofErr w:type="spellStart"/>
-      <w:r>
-        <w:rPr>
-          <w:rFonts w:ascii="Arial" w:hAnsi="Arial" w:cs="Arial"/>
-        </w:rPr>
-        <w:t>child.MI_jurisdiction</w:t>
-      </w:r>
-      <w:proofErr w:type="spellEnd"/>
-      <w:r>
-        <w:rPr>
-          <w:rFonts w:ascii="Arial" w:hAnsi="Arial" w:cs="Arial"/>
-        </w:rPr>
-        <w:t xml:space="preserve"> </w:t>
-      </w:r>
-      <w:proofErr w:type="gramStart"/>
-      <w:r>
-        <w:rPr>
-          <w:rFonts w:ascii="Arial" w:hAnsi="Arial" w:cs="Arial"/>
-        </w:rPr>
-        <w:t>%}None</w:t>
-      </w:r>
-      <w:proofErr w:type="gramEnd"/>
-      <w:r>
-        <w:rPr>
-          <w:rFonts w:ascii="Arial" w:hAnsi="Arial" w:cs="Arial"/>
-        </w:rPr>
-        <w:t xml:space="preserve"> for </w:t>
-      </w:r>
-      <w:proofErr w:type="gramStart"/>
-      <w:r>
-        <w:rPr>
-          <w:rFonts w:ascii="Arial" w:hAnsi="Arial" w:cs="Arial"/>
-        </w:rPr>
-        <w:t>{{ child</w:t>
-      </w:r>
-      <w:proofErr w:type="gramEnd"/>
-      <w:r>
-        <w:rPr>
-          <w:rFonts w:ascii="Arial" w:hAnsi="Arial" w:cs="Arial"/>
-        </w:rPr>
-        <w:t xml:space="preserve"> }</w:t>
-      </w:r>
-      <w:proofErr w:type="gramStart"/>
-      <w:r>
-        <w:rPr>
-          <w:rFonts w:ascii="Arial" w:hAnsi="Arial" w:cs="Arial"/>
-        </w:rPr>
-        <w:t>}.{</w:t>
-      </w:r>
-      <w:proofErr w:type="gramEnd"/>
-      <w:r>
-        <w:rPr>
-          <w:rFonts w:ascii="Arial" w:hAnsi="Arial" w:cs="Arial"/>
-        </w:rPr>
-        <w:t xml:space="preserve">% else </w:t>
-      </w:r>
-      <w:proofErr w:type="gramStart"/>
-      <w:r>
-        <w:rPr>
-          <w:rFonts w:ascii="Arial" w:hAnsi="Arial" w:cs="Arial"/>
-        </w:rPr>
-        <w:t xml:space="preserve">%}{{ </w:t>
-      </w:r>
-      <w:proofErr w:type="spellStart"/>
-      <w:r>
-        <w:rPr>
-          <w:rFonts w:ascii="Arial" w:hAnsi="Arial" w:cs="Arial"/>
-        </w:rPr>
-        <w:t>child</w:t>
-      </w:r>
-      <w:proofErr w:type="gramEnd"/>
-      <w:r>
-        <w:rPr>
-          <w:rFonts w:ascii="Arial" w:hAnsi="Arial" w:cs="Arial"/>
-        </w:rPr>
-        <w:t>.home_</w:t>
-      </w:r>
-      <w:proofErr w:type="gramStart"/>
-      <w:r>
-        <w:rPr>
-          <w:rFonts w:ascii="Arial" w:hAnsi="Arial" w:cs="Arial"/>
-        </w:rPr>
-        <w:t>state</w:t>
-      </w:r>
-      <w:proofErr w:type="spellEnd"/>
-      <w:r>
-        <w:rPr>
-          <w:rFonts w:ascii="Arial" w:hAnsi="Arial" w:cs="Arial"/>
-        </w:rPr>
-        <w:t xml:space="preserve"> }</w:t>
-      </w:r>
-      <w:proofErr w:type="gramEnd"/>
-      <w:r>
-        <w:rPr>
-          <w:rFonts w:ascii="Arial" w:hAnsi="Arial" w:cs="Arial"/>
-        </w:rPr>
-        <w:t xml:space="preserve">} for </w:t>
-      </w:r>
-      <w:proofErr w:type="gramStart"/>
-      <w:r>
-        <w:rPr>
-          <w:rFonts w:ascii="Arial" w:hAnsi="Arial" w:cs="Arial"/>
-        </w:rPr>
-        <w:t>{{ child</w:t>
-      </w:r>
-      <w:proofErr w:type="gramEnd"/>
-      <w:r>
-        <w:rPr>
-          <w:rFonts w:ascii="Arial" w:hAnsi="Arial" w:cs="Arial"/>
-        </w:rPr>
-        <w:t xml:space="preserve"> }</w:t>
-      </w:r>
-      <w:proofErr w:type="gramStart"/>
-      <w:r>
-        <w:rPr>
-          <w:rFonts w:ascii="Arial" w:hAnsi="Arial" w:cs="Arial"/>
-        </w:rPr>
-        <w:t>}</w:t>
+      <w:r>
+        <w:rPr>
+          <w:rFonts w:ascii="Arial" w:hAnsi="Arial" w:cs="Arial"/>
+        </w:rPr>
+        <w:t>%}None for {{ child }}. The child moved to Michigan within the last six months.{% elif child.home_state == "none" and not child.MI_jurisdiction %}None for {{ child }}.{% else %}{{ child.home_state }} for {{ child }}</w:t>
       </w:r>
       <w:r>
         <w:rPr>
@@ -3264,23 +1369,8 @@
         <w:rPr>
           <w:rFonts w:ascii="Arial" w:hAnsi="Arial" w:cs="Arial"/>
         </w:rPr>
-        <w:t>{</w:t>
-      </w:r>
-      <w:proofErr w:type="gramEnd"/>
-      <w:r>
-        <w:rPr>
-          <w:rFonts w:ascii="Arial" w:hAnsi="Arial" w:cs="Arial"/>
-        </w:rPr>
-        <w:t xml:space="preserve">% </w:t>
-      </w:r>
-      <w:proofErr w:type="gramStart"/>
-      <w:r>
-        <w:rPr>
-          <w:rFonts w:ascii="Arial" w:hAnsi="Arial" w:cs="Arial"/>
-        </w:rPr>
-        <w:t>endif %}</w:t>
-      </w:r>
-      <w:proofErr w:type="gramEnd"/>
+        <w:t>{% endif %}</w:t>
+      </w:r>
     </w:p>
     <w:p>
       <w:pPr>
@@ -3295,23 +1385,7 @@
           <w:rFonts w:ascii="Arial" w:hAnsi="Arial" w:cs="Arial"/>
           <w:highlight w:val="magenta"/>
         </w:rPr>
-        <w:t xml:space="preserve">{%p </w:t>
-      </w:r>
-      <w:proofErr w:type="spellStart"/>
-      <w:r>
-        <w:rPr>
-          <w:rFonts w:ascii="Arial" w:hAnsi="Arial" w:cs="Arial"/>
-          <w:highlight w:val="magenta"/>
-        </w:rPr>
-        <w:t>endfor</w:t>
-      </w:r>
-      <w:proofErr w:type="spellEnd"/>
-      <w:r>
-        <w:rPr>
-          <w:rFonts w:ascii="Arial" w:hAnsi="Arial" w:cs="Arial"/>
-          <w:highlight w:val="magenta"/>
-        </w:rPr>
-        <w:t xml:space="preserve"> %}</w:t>
+        <w:t>{%p endfor %}</w:t>
       </w:r>
     </w:p>
     <w:p>
@@ -3549,7 +1623,6 @@
             </w:rPr>
             <w:t xml:space="preserve"> </w:t>
           </w:r>
-          <w:proofErr w:type="gramStart"/>
           <w:r>
             <w:rPr>
               <w:b/>
@@ -3557,37 +1630,7 @@
               <w:sz w:val="16"/>
               <w:szCs w:val="16"/>
             </w:rPr>
-            <w:t xml:space="preserve">{{ </w:t>
-          </w:r>
-          <w:proofErr w:type="spellStart"/>
-          <w:r>
-            <w:rPr>
-              <w:b/>
-              <w:color w:val="231F20"/>
-              <w:sz w:val="16"/>
-              <w:szCs w:val="16"/>
-            </w:rPr>
-            <w:t>docket</w:t>
-          </w:r>
-          <w:proofErr w:type="gramEnd"/>
-          <w:r>
-            <w:rPr>
-              <w:b/>
-              <w:color w:val="231F20"/>
-              <w:sz w:val="16"/>
-              <w:szCs w:val="16"/>
-            </w:rPr>
-            <w:t>_number</w:t>
-          </w:r>
-          <w:proofErr w:type="spellEnd"/>
-          <w:r>
-            <w:rPr>
-              <w:b/>
-              <w:color w:val="231F20"/>
-              <w:sz w:val="16"/>
-              <w:szCs w:val="16"/>
-            </w:rPr>
-            <w:t xml:space="preserve"> }}</w:t>
+            <w:t>{{ docket_number }}</w:t>
           </w:r>
         </w:p>
       </w:tc>
@@ -3690,7 +1733,6 @@
               <w:szCs w:val="20"/>
             </w:rPr>
           </w:pPr>
-          <w:proofErr w:type="gramStart"/>
           <w:r>
             <w:rPr>
               <w:b/>
@@ -3701,7 +1743,6 @@
             </w:rPr>
             <w:t xml:space="preserve">{{ </w:t>
           </w:r>
-          <w:proofErr w:type="spellStart"/>
           <w:r>
             <w:rPr>
               <w:b/>
@@ -3709,30 +1750,8 @@
               <w:sz w:val="20"/>
               <w:szCs w:val="20"/>
             </w:rPr>
-            <w:t>the</w:t>
+            <w:t>the_court.number</w:t>
           </w:r>
-          <w:proofErr w:type="gramEnd"/>
-          <w:r>
-            <w:rPr>
-              <w:b/>
-              <w:bCs/>
-              <w:sz w:val="20"/>
-              <w:szCs w:val="20"/>
-            </w:rPr>
-            <w:t>_</w:t>
-          </w:r>
-          <w:proofErr w:type="gramStart"/>
-          <w:r>
-            <w:rPr>
-              <w:b/>
-              <w:bCs/>
-              <w:sz w:val="20"/>
-              <w:szCs w:val="20"/>
-            </w:rPr>
-            <w:t>court.number</w:t>
-          </w:r>
-          <w:proofErr w:type="spellEnd"/>
-          <w:proofErr w:type="gramEnd"/>
           <w:r>
             <w:rPr>
               <w:b/>
@@ -3764,7 +1783,6 @@
               <w:szCs w:val="20"/>
             </w:rPr>
           </w:pPr>
-          <w:proofErr w:type="gramStart"/>
           <w:r>
             <w:rPr>
               <w:b/>
@@ -3775,7 +1793,6 @@
             </w:rPr>
             <w:t xml:space="preserve">{{ </w:t>
           </w:r>
-          <w:proofErr w:type="spellStart"/>
           <w:r>
             <w:rPr>
               <w:b/>
@@ -3783,48 +1800,7 @@
               <w:sz w:val="20"/>
               <w:szCs w:val="20"/>
             </w:rPr>
-            <w:t>county</w:t>
-          </w:r>
-          <w:proofErr w:type="gramEnd"/>
-          <w:r>
-            <w:rPr>
-              <w:b/>
-              <w:bCs/>
-              <w:sz w:val="20"/>
-              <w:szCs w:val="20"/>
-            </w:rPr>
-            <w:t>_</w:t>
-          </w:r>
-          <w:proofErr w:type="gramStart"/>
-          <w:r>
-            <w:rPr>
-              <w:b/>
-              <w:bCs/>
-              <w:sz w:val="20"/>
-              <w:szCs w:val="20"/>
-            </w:rPr>
-            <w:t>choice.upper</w:t>
-          </w:r>
-          <w:proofErr w:type="spellEnd"/>
-          <w:proofErr w:type="gramEnd"/>
-          <w:r>
-            <w:rPr>
-              <w:b/>
-              <w:bCs/>
-              <w:sz w:val="20"/>
-              <w:szCs w:val="20"/>
-            </w:rPr>
-            <w:t>(</w:t>
-          </w:r>
-          <w:proofErr w:type="gramStart"/>
-          <w:r>
-            <w:rPr>
-              <w:b/>
-              <w:bCs/>
-              <w:sz w:val="20"/>
-              <w:szCs w:val="20"/>
-            </w:rPr>
-            <w:t>)</w:t>
+            <w:t>county_choice.upper()</w:t>
           </w:r>
           <w:r>
             <w:rPr>
@@ -3834,18 +1810,7 @@
               <w:sz w:val="20"/>
               <w:szCs w:val="20"/>
             </w:rPr>
-            <w:t xml:space="preserve"> }</w:t>
-          </w:r>
-          <w:proofErr w:type="gramEnd"/>
-          <w:r>
-            <w:rPr>
-              <w:b/>
-              <w:bCs/>
-              <w:caps/>
-              <w:sz w:val="20"/>
-              <w:szCs w:val="20"/>
-            </w:rPr>
-            <w:t xml:space="preserve">} </w:t>
+            <w:t xml:space="preserve"> }} </w:t>
           </w:r>
           <w:r>
             <w:rPr>
@@ -3977,37 +1942,12 @@
               <w:szCs w:val="20"/>
             </w:rPr>
           </w:pPr>
-          <w:proofErr w:type="gramStart"/>
           <w:r>
             <w:rPr>
               <w:sz w:val="20"/>
               <w:szCs w:val="20"/>
             </w:rPr>
-            <w:t xml:space="preserve">{{ </w:t>
-          </w:r>
-          <w:proofErr w:type="spellStart"/>
-          <w:r>
-            <w:rPr>
-              <w:sz w:val="20"/>
-              <w:szCs w:val="20"/>
-            </w:rPr>
-            <w:t>docket</w:t>
-          </w:r>
-          <w:proofErr w:type="gramEnd"/>
-          <w:r>
-            <w:rPr>
-              <w:sz w:val="20"/>
-              <w:szCs w:val="20"/>
-            </w:rPr>
-            <w:t>_number</w:t>
-          </w:r>
-          <w:proofErr w:type="spellEnd"/>
-          <w:r>
-            <w:rPr>
-              <w:sz w:val="20"/>
-              <w:szCs w:val="20"/>
-            </w:rPr>
-            <w:t xml:space="preserve"> }}</w:t>
+            <w:t>{{ docket_number }}</w:t>
           </w:r>
         </w:p>
       </w:tc>
